--- a/Commercialization of Research and Development Results/Lab №1/АПИМ-25_ЛР#1_Клименко.docx
+++ b/Commercialization of Research and Development Results/Lab №1/АПИМ-25_ЛР#1_Клименко.docx
@@ -399,6 +399,84 @@
     </w:p>
     <w:p>
       <w:pPr>
+        <w:ind w:firstLine="0"/>
+        <w:jc w:val="both"/>
+        <w:rPr>
+          <w:rFonts w:eastAsia="Calibri"/>
+          <w:sz w:val="28"/>
+          <w:szCs w:val="28"/>
+          <w:lang w:val="ru-RU" w:eastAsia="en-US"/>
+        </w:rPr>
+      </w:pPr>
+      <w:r>
+        <w:rPr>
+          <w:rFonts w:eastAsia="Calibri"/>
+          <w:i/>
+          <w:sz w:val="28"/>
+          <w:szCs w:val="28"/>
+          <w:lang w:val="ru-RU" w:eastAsia="en-US"/>
+        </w:rPr>
+        <w:lastRenderedPageBreak/>
+        <w:t>Наименование магистерской диссертации:</w:t>
+      </w:r>
+      <w:r>
+        <w:rPr>
+          <w:rFonts w:eastAsia="Calibri"/>
+          <w:sz w:val="28"/>
+          <w:szCs w:val="28"/>
+          <w:lang w:val="ru-RU" w:eastAsia="en-US"/>
+        </w:rPr>
+        <w:t xml:space="preserve"> </w:t>
+      </w:r>
+    </w:p>
+    <w:p>
+      <w:pPr>
+        <w:ind w:firstLine="0"/>
+        <w:jc w:val="both"/>
+        <w:rPr>
+          <w:rFonts w:eastAsia="Calibri"/>
+          <w:sz w:val="28"/>
+          <w:szCs w:val="28"/>
+          <w:lang w:val="ru-RU" w:eastAsia="en-US"/>
+        </w:rPr>
+      </w:pPr>
+      <w:r>
+        <w:rPr>
+          <w:rFonts w:eastAsia="Calibri"/>
+          <w:sz w:val="28"/>
+          <w:szCs w:val="28"/>
+          <w:lang w:val="ru-RU" w:eastAsia="en-US"/>
+        </w:rPr>
+        <w:t>Разработка мобильного приложения для определения степени поражения растения комплексом биотических и абиотических факторов на основе изображений его листовой пластины</w:t>
+      </w:r>
+    </w:p>
+    <w:p>
+      <w:pPr>
+        <w:ind w:firstLine="0"/>
+        <w:jc w:val="both"/>
+        <w:rPr>
+          <w:rFonts w:eastAsia="Calibri"/>
+          <w:i/>
+          <w:iCs/>
+          <w:sz w:val="28"/>
+          <w:szCs w:val="28"/>
+          <w:lang w:val="ru-RU" w:eastAsia="en-US"/>
+        </w:rPr>
+      </w:pPr>
+      <w:r>
+        <w:rPr>
+          <w:rFonts w:eastAsia="Calibri"/>
+          <w:i/>
+          <w:iCs/>
+          <w:sz w:val="28"/>
+          <w:szCs w:val="28"/>
+          <w:lang w:val="ru-RU" w:eastAsia="en-US"/>
+        </w:rPr>
+        <w:t>Статьи:</w:t>
+      </w:r>
+    </w:p>
+    <w:p>
+      <w:pPr>
         <w:pStyle w:val="a8"/>
         <w:numPr>
           <w:ilvl w:val="0"/>
@@ -408,6 +486,8 @@
         <w:ind w:left="369" w:hanging="369"/>
         <w:rPr>
           <w:rFonts w:ascii="Times New Roman" w:hAnsi="Times New Roman" w:cs="Times New Roman"/>
+          <w:b/>
+          <w:bCs/>
           <w:sz w:val="28"/>
           <w:szCs w:val="28"/>
           <w:lang w:val="en-US"/>
@@ -416,30 +496,24 @@
       <w:r>
         <w:rPr>
           <w:rFonts w:ascii="Times New Roman" w:hAnsi="Times New Roman" w:cs="Times New Roman"/>
+          <w:b/>
+          <w:bCs/>
           <w:sz w:val="28"/>
           <w:szCs w:val="28"/>
           <w:lang w:val="en-US"/>
         </w:rPr>
-        <w:lastRenderedPageBreak/>
         <w:t>Li, Z., Paul, R., Ba Tis, T., Saville, A. C., Hansel, J. C., Yu, T., Wei, Q. (2019). Non-invasive plant disease diagnostics enabled by smartphone-based fingerprinting of leaf volatiles. Nature Plants.</w:t>
       </w:r>
       <w:r>
         <w:rPr>
           <w:rFonts w:ascii="Times New Roman" w:hAnsi="Times New Roman" w:cs="Times New Roman"/>
+          <w:b/>
+          <w:bCs/>
           <w:sz w:val="28"/>
           <w:szCs w:val="28"/>
           <w:lang w:val="en-US"/>
         </w:rPr>
-        <w:t xml:space="preserve"> </w:t>
-      </w:r>
-      <w:r>
-        <w:rPr>
-          <w:rFonts w:ascii="Times New Roman" w:hAnsi="Times New Roman" w:cs="Times New Roman"/>
-          <w:sz w:val="28"/>
-          <w:szCs w:val="28"/>
-          <w:lang w:val="en-US"/>
-        </w:rPr>
-        <w:t>DOI:10.1038/s41477-019-0476-y</w:t>
+        <w:t xml:space="preserve"> DOI:10.1038/s41477-019-0476-y</w:t>
       </w:r>
     </w:p>
     <w:p>
@@ -474,7 +548,7 @@
           <w:iCs/>
           <w:sz w:val="28"/>
           <w:szCs w:val="28"/>
-          <w:lang w:val="en-US"/>
+          <w:lang w:val="ru-RU"/>
         </w:rPr>
       </w:pPr>
       <w:r>
@@ -670,7 +744,39 @@
           <w:szCs w:val="28"/>
           <w:lang w:val="ru-RU"/>
         </w:rPr>
-        <w:t xml:space="preserve">95 % как в лабораторно заражённых, так и в собранных в поле листьях томата. Наконец, сенсорная платформа прошла бета-тестирование для выявления </w:t>
+        <w:t xml:space="preserve">95 % как </w:t>
+      </w:r>
+      <w:r>
+        <w:rPr>
+          <w:sz w:val="28"/>
+          <w:szCs w:val="28"/>
+          <w:lang w:val="ru-RU"/>
+        </w:rPr>
+        <w:t xml:space="preserve">в </w:t>
+      </w:r>
+      <w:r>
+        <w:rPr>
+          <w:sz w:val="28"/>
+          <w:szCs w:val="28"/>
+          <w:lang w:val="ru-RU"/>
+        </w:rPr>
+        <w:t>заражённых</w:t>
+      </w:r>
+      <w:r>
+        <w:rPr>
+          <w:sz w:val="28"/>
+          <w:szCs w:val="28"/>
+          <w:lang w:val="ru-RU"/>
+        </w:rPr>
+        <w:t xml:space="preserve"> в лаборатории</w:t>
+      </w:r>
+      <w:r>
+        <w:rPr>
+          <w:sz w:val="28"/>
+          <w:szCs w:val="28"/>
+          <w:lang w:val="ru-RU"/>
+        </w:rPr>
+        <w:t xml:space="preserve">, так и в собранных в поле листьях томата. Наконец, сенсорная платформа прошла бета-тестирование для выявления </w:t>
       </w:r>
       <w:r>
         <w:rPr>
@@ -722,9 +828,9 @@
           <w:iCs/>
           <w:sz w:val="28"/>
           <w:szCs w:val="28"/>
-          <w:highlight w:val="yellow"/>
-          <w:lang w:val="ru-RU"/>
-        </w:rPr>
+          <w:lang w:val="ru-RU"/>
+        </w:rPr>
+        <w:lastRenderedPageBreak/>
         <w:t>Краткое резюме:</w:t>
       </w:r>
     </w:p>
@@ -732,27 +838,59 @@
       <w:pPr>
         <w:pStyle w:val="a8"/>
         <w:spacing w:after="0" w:line="360" w:lineRule="auto"/>
-        <w:ind w:left="369"/>
-        <w:rPr>
-          <w:rFonts w:ascii="Times New Roman" w:hAnsi="Times New Roman" w:cs="Times New Roman"/>
-          <w:sz w:val="28"/>
-          <w:szCs w:val="28"/>
-          <w:lang w:val="en-US"/>
-        </w:rPr>
-      </w:pPr>
-    </w:p>
-    <w:p>
-      <w:pPr>
-        <w:pStyle w:val="a8"/>
-        <w:spacing w:after="0" w:line="360" w:lineRule="auto"/>
-        <w:ind w:left="369"/>
-        <w:rPr>
-          <w:rFonts w:ascii="Times New Roman" w:hAnsi="Times New Roman" w:cs="Times New Roman"/>
-          <w:sz w:val="28"/>
-          <w:szCs w:val="28"/>
-          <w:lang w:val="en-US"/>
-        </w:rPr>
-      </w:pPr>
+        <w:ind w:left="0"/>
+        <w:jc w:val="both"/>
+        <w:rPr>
+          <w:rFonts w:ascii="Times New Roman" w:hAnsi="Times New Roman" w:cs="Times New Roman"/>
+          <w:sz w:val="28"/>
+          <w:szCs w:val="28"/>
+        </w:rPr>
+      </w:pPr>
+      <w:r>
+        <w:rPr>
+          <w:rFonts w:ascii="Times New Roman" w:hAnsi="Times New Roman" w:cs="Times New Roman"/>
+          <w:sz w:val="28"/>
+          <w:szCs w:val="28"/>
+          <w:lang w:val="ru"/>
+        </w:rPr>
+        <w:t>Несмотря на иной принцип диагностики (х</w:t>
+      </w:r>
+      <w:r>
+        <w:rPr>
+          <w:rFonts w:ascii="Times New Roman" w:hAnsi="Times New Roman" w:cs="Times New Roman"/>
+          <w:sz w:val="28"/>
+          <w:szCs w:val="28"/>
+          <w:lang w:val="ru"/>
+        </w:rPr>
+        <w:t>имио-чувствительная</w:t>
+      </w:r>
+      <w:r>
+        <w:rPr>
+          <w:rFonts w:ascii="Times New Roman" w:hAnsi="Times New Roman" w:cs="Times New Roman"/>
+          <w:sz w:val="28"/>
+          <w:szCs w:val="28"/>
+          <w:lang w:val="ru"/>
+        </w:rPr>
+        <w:t xml:space="preserve"> матрица вместо визуального анализа), работа демонстрирует жизнеспособность полностью мобильной системы ранней диагностики заболеваний — ключевой прецедент для моего приложения. Особенно примечательна стратегия: простое изображение</w:t>
+      </w:r>
+      <w:r>
+        <w:rPr>
+          <w:rFonts w:ascii="Times New Roman" w:hAnsi="Times New Roman" w:cs="Times New Roman"/>
+          <w:sz w:val="28"/>
+          <w:szCs w:val="28"/>
+          <w:lang w:val="ru"/>
+        </w:rPr>
+        <w:t xml:space="preserve"> </w:t>
+      </w:r>
+      <w:r>
+        <w:rPr>
+          <w:rFonts w:ascii="Times New Roman" w:hAnsi="Times New Roman" w:cs="Times New Roman"/>
+          <w:sz w:val="28"/>
+          <w:szCs w:val="28"/>
+          <w:lang w:val="ru"/>
+        </w:rPr>
+        <w:t>+ лёгкая обработка на смартфоне → надёжный диагностический вывод. Это подтверждает, что даже без сложных архитектур (например, тяжёлых Transformer’ов) можно добиться высокой точности, если правильно сформулировать входные признаки.</w:t>
+      </w:r>
     </w:p>
     <w:p>
       <w:pPr>
@@ -765,6 +903,8 @@
         <w:ind w:left="369" w:hanging="369"/>
         <w:rPr>
           <w:rFonts w:ascii="Times New Roman" w:hAnsi="Times New Roman" w:cs="Times New Roman"/>
+          <w:b/>
+          <w:bCs/>
           <w:sz w:val="28"/>
           <w:szCs w:val="28"/>
           <w:lang w:val="en-US"/>
@@ -773,48 +913,13 @@
       <w:r>
         <w:rPr>
           <w:rFonts w:ascii="Times New Roman" w:hAnsi="Times New Roman" w:cs="Times New Roman"/>
+          <w:b/>
+          <w:bCs/>
           <w:sz w:val="28"/>
           <w:szCs w:val="28"/>
           <w:lang w:val="en-US"/>
         </w:rPr>
-        <w:lastRenderedPageBreak/>
-        <w:t>Nutini F. An operational workflow to assess rice nutritional status based on satellite imagery and smartphone apps // Computers and Electronics in Agriculture</w:t>
-      </w:r>
-      <w:r>
-        <w:rPr>
-          <w:rFonts w:ascii="Times New Roman" w:hAnsi="Times New Roman" w:cs="Times New Roman"/>
-          <w:sz w:val="28"/>
-          <w:szCs w:val="28"/>
-          <w:lang w:val="en-US"/>
-        </w:rPr>
-        <w:t xml:space="preserve"> </w:t>
-      </w:r>
-      <w:r>
-        <w:rPr>
-          <w:rFonts w:ascii="Times New Roman" w:hAnsi="Times New Roman" w:cs="Times New Roman"/>
-          <w:sz w:val="28"/>
-          <w:szCs w:val="28"/>
-          <w:lang w:val="en-US"/>
-        </w:rPr>
-        <w:t>–</w:t>
-      </w:r>
-      <w:r>
-        <w:rPr>
-          <w:rFonts w:ascii="Times New Roman" w:hAnsi="Times New Roman" w:cs="Times New Roman"/>
-          <w:sz w:val="28"/>
-          <w:szCs w:val="28"/>
-          <w:lang w:val="en-US"/>
-        </w:rPr>
-        <w:t xml:space="preserve"> 2018 </w:t>
-      </w:r>
-      <w:r>
-        <w:rPr>
-          <w:rFonts w:ascii="Times New Roman" w:hAnsi="Times New Roman" w:cs="Times New Roman"/>
-          <w:sz w:val="28"/>
-          <w:szCs w:val="28"/>
-          <w:lang w:val="en-US"/>
-        </w:rPr>
-        <w:t>Vol: 154  P. 80-92 DOI: 10.1016/j.compag.2018.08.00</w:t>
+        <w:t>Nutini F. An operational workflow to assess rice nutritional status based on satellite imagery and smartphone apps // Computers and Electronics in Agriculture – 2018 Vol: 154  P. 80-92 DOI: 10.1016/j.compag.2018.08.00</w:t>
       </w:r>
     </w:p>
     <w:p>
@@ -965,14 +1070,32 @@
           <w:sz w:val="28"/>
           <w:szCs w:val="28"/>
         </w:rPr>
-        <w:t>r²</w:t>
-      </w:r>
-      <w:r>
-        <w:rPr>
-          <w:sz w:val="28"/>
-          <w:szCs w:val="28"/>
-        </w:rPr>
-        <w:t xml:space="preserve"> &gt; 0,77, </w:t>
+        <w:t>r</w:t>
+      </w:r>
+      <w:proofErr w:type="gramStart"/>
+      <w:r>
+        <w:rPr>
+          <w:i/>
+          <w:iCs/>
+          <w:sz w:val="28"/>
+          <w:szCs w:val="28"/>
+        </w:rPr>
+        <w:t>²</w:t>
+      </w:r>
+      <w:r>
+        <w:rPr>
+          <w:sz w:val="28"/>
+          <w:szCs w:val="28"/>
+        </w:rPr>
+        <w:t xml:space="preserve"> &gt;</w:t>
+      </w:r>
+      <w:proofErr w:type="gramEnd"/>
+      <w:r>
+        <w:rPr>
+          <w:sz w:val="28"/>
+          <w:szCs w:val="28"/>
+        </w:rPr>
+        <w:t xml:space="preserve"> 0,77, </w:t>
       </w:r>
       <w:r>
         <w:rPr>
@@ -988,7 +1111,23 @@
           <w:sz w:val="28"/>
           <w:szCs w:val="28"/>
         </w:rPr>
-        <w:t xml:space="preserve"> &lt; 0,01) и </w:t>
+        <w:t xml:space="preserve"> </w:t>
+      </w:r>
+      <w:proofErr w:type="gramStart"/>
+      <w:r>
+        <w:rPr>
+          <w:sz w:val="28"/>
+          <w:szCs w:val="28"/>
+        </w:rPr>
+        <w:t>&lt; 0</w:t>
+      </w:r>
+      <w:proofErr w:type="gramEnd"/>
+      <w:r>
+        <w:rPr>
+          <w:sz w:val="28"/>
+          <w:szCs w:val="28"/>
+        </w:rPr>
+        <w:t xml:space="preserve">,01) и </w:t>
       </w:r>
       <w:r>
         <w:rPr>
@@ -1003,7 +1142,23 @@
           <w:sz w:val="28"/>
           <w:szCs w:val="28"/>
         </w:rPr>
-        <w:t xml:space="preserve"> (*r²* &gt; 0,55, </w:t>
+        <w:t xml:space="preserve"> (r</w:t>
+      </w:r>
+      <w:proofErr w:type="gramStart"/>
+      <w:r>
+        <w:rPr>
+          <w:sz w:val="28"/>
+          <w:szCs w:val="28"/>
+        </w:rPr>
+        <w:t>² &gt;</w:t>
+      </w:r>
+      <w:proofErr w:type="gramEnd"/>
+      <w:r>
+        <w:rPr>
+          <w:sz w:val="28"/>
+          <w:szCs w:val="28"/>
+        </w:rPr>
+        <w:t xml:space="preserve"> 0,55, </w:t>
       </w:r>
       <w:r>
         <w:rPr>
@@ -1019,7 +1174,23 @@
           <w:sz w:val="28"/>
           <w:szCs w:val="28"/>
         </w:rPr>
-        <w:t xml:space="preserve"> &lt; 0,01), а основные пространственные закономерности на картах </w:t>
+        <w:t xml:space="preserve"> </w:t>
+      </w:r>
+      <w:proofErr w:type="gramStart"/>
+      <w:r>
+        <w:rPr>
+          <w:sz w:val="28"/>
+          <w:szCs w:val="28"/>
+        </w:rPr>
+        <w:t>&lt; 0</w:t>
+      </w:r>
+      <w:proofErr w:type="gramEnd"/>
+      <w:r>
+        <w:rPr>
+          <w:sz w:val="28"/>
+          <w:szCs w:val="28"/>
+        </w:rPr>
+        <w:t xml:space="preserve">,01), а основные пространственные закономерности на картах </w:t>
       </w:r>
       <w:r>
         <w:rPr>
@@ -1034,7 +1205,15 @@
           <w:sz w:val="28"/>
           <w:szCs w:val="28"/>
         </w:rPr>
-        <w:t xml:space="preserve"> согласуются с имеющейся информацией о текстуре почвы и проведённых агротехнических мероприятиях. </w:t>
+        <w:t xml:space="preserve"> </w:t>
+      </w:r>
+      <w:r>
+        <w:rPr>
+          <w:sz w:val="28"/>
+          <w:szCs w:val="28"/>
+        </w:rPr>
+        <w:lastRenderedPageBreak/>
+        <w:t xml:space="preserve">согласуются с имеющейся информацией о текстуре почвы и проведённых агротехнических мероприятиях. </w:t>
       </w:r>
     </w:p>
     <w:p>
@@ -1147,11 +1326,50 @@
           <w:iCs/>
           <w:sz w:val="28"/>
           <w:szCs w:val="28"/>
-          <w:highlight w:val="yellow"/>
-          <w:lang w:val="ru-RU"/>
-        </w:rPr>
-        <w:lastRenderedPageBreak/>
+          <w:lang w:val="ru-RU"/>
+        </w:rPr>
         <w:t>Краткое резюме:</w:t>
+      </w:r>
+    </w:p>
+    <w:p>
+      <w:pPr>
+        <w:ind w:firstLine="0"/>
+        <w:jc w:val="both"/>
+        <w:rPr>
+          <w:sz w:val="28"/>
+          <w:szCs w:val="28"/>
+          <w:lang w:val="ru-RU"/>
+        </w:rPr>
+      </w:pPr>
+      <w:r>
+        <w:rPr>
+          <w:sz w:val="28"/>
+          <w:szCs w:val="28"/>
+          <w:lang w:val="ru-RU"/>
+        </w:rPr>
+        <w:t>По результатам данного исследования видно, что</w:t>
+      </w:r>
+      <w:r>
+        <w:rPr>
+          <w:sz w:val="28"/>
+          <w:szCs w:val="28"/>
+        </w:rPr>
+        <w:t xml:space="preserve"> объективные измерения (КАР, ИЛП), отражающие абиотический стресс (азотный дефицит/избыток), имеют статистически значимую связь с визуальными признаками (через спутниковые индексы, основанные на цвете/отражении). Это подтверждает, что степень поражения листа видимыми симптомами (пожелтение, хлороз, некроз) может служить для оценки тяжести стресса, даже если его причина — не биотическая (грибок), а абиотическая (азот).</w:t>
+      </w:r>
+      <w:r>
+        <w:rPr>
+          <w:sz w:val="28"/>
+          <w:szCs w:val="28"/>
+          <w:lang w:val="ru-RU"/>
+        </w:rPr>
+        <w:t xml:space="preserve"> </w:t>
+      </w:r>
+      <w:r>
+        <w:rPr>
+          <w:sz w:val="28"/>
+          <w:szCs w:val="28"/>
+        </w:rPr>
+        <w:t>Для моей задачи это значит. Это оправдывает мой подход: градуированная классификация по внешнему виду, без обязательного разделения на «био/абио» на этапе предсказания.</w:t>
       </w:r>
     </w:p>
     <w:p>
@@ -1164,6 +1382,8 @@
         <w:spacing w:after="0" w:line="360" w:lineRule="auto"/>
         <w:rPr>
           <w:rFonts w:ascii="Times New Roman" w:hAnsi="Times New Roman" w:cs="Times New Roman"/>
+          <w:b/>
+          <w:bCs/>
           <w:sz w:val="28"/>
           <w:szCs w:val="28"/>
           <w:lang w:val="en-US"/>
@@ -1172,38 +1392,13 @@
       <w:r>
         <w:rPr>
           <w:rFonts w:ascii="Times New Roman" w:hAnsi="Times New Roman" w:cs="Times New Roman"/>
+          <w:b/>
+          <w:bCs/>
           <w:sz w:val="28"/>
           <w:szCs w:val="28"/>
           <w:lang w:val="en-US"/>
         </w:rPr>
-        <w:t xml:space="preserve">Priye A. and etc. Smartphone-enabled rapid detection of plant diseases // INTERNATIONAL SUGAR JOURNAL </w:t>
-      </w:r>
-      <w:r>
-        <w:rPr>
-          <w:rFonts w:ascii="Times New Roman" w:hAnsi="Times New Roman" w:cs="Times New Roman"/>
-          <w:sz w:val="28"/>
-          <w:szCs w:val="28"/>
-          <w:lang w:val="en-US"/>
-        </w:rPr>
-        <w:t>–</w:t>
-      </w:r>
-      <w:r>
-        <w:rPr>
-          <w:rFonts w:ascii="Times New Roman" w:hAnsi="Times New Roman" w:cs="Times New Roman"/>
-          <w:sz w:val="28"/>
-          <w:szCs w:val="28"/>
-          <w:lang w:val="en-US"/>
-        </w:rPr>
-        <w:t xml:space="preserve"> 2017 </w:t>
-      </w:r>
-      <w:r>
-        <w:rPr>
-          <w:rFonts w:ascii="Times New Roman" w:hAnsi="Times New Roman" w:cs="Times New Roman"/>
-          <w:sz w:val="28"/>
-          <w:szCs w:val="28"/>
-          <w:lang w:val="en-US"/>
-        </w:rPr>
-        <w:t>Vol. 121   Is.: 1449. P.656-656. DOI: 10.1038/srep44778</w:t>
+        <w:t>Priye A. and etc. Smartphone-enabled rapid detection of plant diseases // INTERNATIONAL SUGAR JOURNAL – 2017 Vol. 121   Is.: 1449. P.656-656. DOI: 10.1038/srep44778</w:t>
       </w:r>
     </w:p>
     <w:p>
@@ -1268,7 +1463,15 @@
           <w:sz w:val="28"/>
           <w:szCs w:val="28"/>
         </w:rPr>
-        <w:t xml:space="preserve">Невероятный прогресс продолжает достигаться в разработке недорогих диагностических решений на основе нуклеиновых кислот, пригодных для применения в условиях ограниченных ресурсов. Компоненты детекции играют решающую роль в таких системах, однако их адаптация к портативному формату остаётся сложной задачей. В данной работе мы описываем усилия, направленные на использование возможностей коммерческих смартфонов как удобной платформы для детекции продуктов нуклеиновых кислот, образующихся при амплификации ДНК методом полимеразной цепной реакции (ПЦР). </w:t>
+        <w:t xml:space="preserve">Невероятный прогресс продолжает достигаться в разработке недорогих диагностических решений на основе нуклеиновых кислот, пригодных для применения в условиях ограниченных ресурсов. Компоненты детекции играют решающую роль в таких системах, однако их адаптация к портативному формату остаётся сложной задачей. В данной работе мы описываем усилия, направленные на использование возможностей коммерческих смартфонов как удобной платформы для </w:t>
+      </w:r>
+      <w:r>
+        <w:rPr>
+          <w:sz w:val="28"/>
+          <w:szCs w:val="28"/>
+        </w:rPr>
+        <w:lastRenderedPageBreak/>
+        <w:t xml:space="preserve">детекции продуктов нуклеиновых кислот, образующихся при амплификации ДНК методом полимеразной цепной реакции (ПЦР). </w:t>
       </w:r>
     </w:p>
     <w:p>
@@ -1321,10 +1524,57 @@
           <w:iCs/>
           <w:sz w:val="28"/>
           <w:szCs w:val="28"/>
-          <w:highlight w:val="yellow"/>
           <w:lang w:val="ru-RU"/>
         </w:rPr>
         <w:t>Краткое резюме:</w:t>
+      </w:r>
+    </w:p>
+    <w:p>
+      <w:pPr>
+        <w:ind w:firstLine="709"/>
+        <w:jc w:val="both"/>
+        <w:rPr>
+          <w:sz w:val="28"/>
+          <w:szCs w:val="28"/>
+          <w:lang w:val="ru-RU"/>
+        </w:rPr>
+      </w:pPr>
+      <w:r>
+        <w:rPr>
+          <w:sz w:val="28"/>
+          <w:szCs w:val="28"/>
+          <w:lang w:val="ru-RU"/>
+        </w:rPr>
+        <w:t>Авторы</w:t>
+      </w:r>
+      <w:r>
+        <w:rPr>
+          <w:sz w:val="28"/>
+          <w:szCs w:val="28"/>
+        </w:rPr>
+        <w:t xml:space="preserve"> доказывают, что обработка временных последовательностей изображений на смартфоне в реальном времени технически возможна — даже для слабых сигналов (флуоресценция/электрохимия). Это подтверждает, что мой сценарий — однокадровый анализ листа + лёгкая CNN на устройстве — существенно проще и тем более реализуем. Кроме того, подход «сырой кадр → </w:t>
+      </w:r>
+      <w:r>
+        <w:rPr>
+          <w:sz w:val="28"/>
+          <w:szCs w:val="28"/>
+          <w:lang w:val="ru-RU"/>
+        </w:rPr>
+        <w:t>область интереса</w:t>
+      </w:r>
+      <w:r>
+        <w:rPr>
+          <w:sz w:val="28"/>
+          <w:szCs w:val="28"/>
+        </w:rPr>
+        <w:t xml:space="preserve"> → нормализация → количественная оценка» — рабочий паттерн обработки, который я могу адаптировать: например, использовать серию кадров (3–5 снимков подряд) для усреднения предсказания и снижения шума — без увеличения модели</w:t>
+      </w:r>
+      <w:r>
+        <w:rPr>
+          <w:sz w:val="28"/>
+          <w:szCs w:val="28"/>
+        </w:rPr>
+        <w:t>.</w:t>
       </w:r>
     </w:p>
     <w:p>
@@ -1337,6 +1587,8 @@
         <w:spacing w:after="0" w:line="360" w:lineRule="auto"/>
         <w:rPr>
           <w:rFonts w:ascii="Times New Roman" w:hAnsi="Times New Roman" w:cs="Times New Roman"/>
+          <w:b/>
+          <w:bCs/>
           <w:sz w:val="28"/>
           <w:szCs w:val="28"/>
         </w:rPr>
@@ -1345,6 +1597,8 @@
       <w:r>
         <w:rPr>
           <w:rFonts w:ascii="Times New Roman" w:hAnsi="Times New Roman" w:cs="Times New Roman"/>
+          <w:b/>
+          <w:bCs/>
           <w:sz w:val="28"/>
           <w:szCs w:val="28"/>
           <w:lang w:val="en-US"/>
@@ -1354,6 +1608,8 @@
       <w:r>
         <w:rPr>
           <w:rFonts w:ascii="Times New Roman" w:hAnsi="Times New Roman" w:cs="Times New Roman"/>
+          <w:b/>
+          <w:bCs/>
           <w:sz w:val="28"/>
           <w:szCs w:val="28"/>
         </w:rPr>
@@ -1362,6 +1618,8 @@
       <w:r>
         <w:rPr>
           <w:rFonts w:ascii="Times New Roman" w:hAnsi="Times New Roman" w:cs="Times New Roman"/>
+          <w:b/>
+          <w:bCs/>
           <w:sz w:val="28"/>
           <w:szCs w:val="28"/>
           <w:lang w:val="en-US"/>
@@ -1371,6 +1629,8 @@
       <w:r>
         <w:rPr>
           <w:rFonts w:ascii="Times New Roman" w:hAnsi="Times New Roman" w:cs="Times New Roman"/>
+          <w:b/>
+          <w:bCs/>
           <w:sz w:val="28"/>
           <w:szCs w:val="28"/>
         </w:rPr>
@@ -1379,6 +1639,8 @@
       <w:r>
         <w:rPr>
           <w:rFonts w:ascii="Times New Roman" w:hAnsi="Times New Roman" w:cs="Times New Roman"/>
+          <w:b/>
+          <w:bCs/>
           <w:sz w:val="28"/>
           <w:szCs w:val="28"/>
           <w:lang w:val="en-US"/>
@@ -1388,6 +1650,8 @@
       <w:r>
         <w:rPr>
           <w:rFonts w:ascii="Times New Roman" w:hAnsi="Times New Roman" w:cs="Times New Roman"/>
+          <w:b/>
+          <w:bCs/>
           <w:sz w:val="28"/>
           <w:szCs w:val="28"/>
         </w:rPr>
@@ -1396,6 +1660,8 @@
       <w:r>
         <w:rPr>
           <w:rFonts w:ascii="Times New Roman" w:hAnsi="Times New Roman" w:cs="Times New Roman"/>
+          <w:b/>
+          <w:bCs/>
           <w:sz w:val="28"/>
           <w:szCs w:val="28"/>
           <w:lang w:val="en-US"/>
@@ -1405,6 +1671,8 @@
       <w:r>
         <w:rPr>
           <w:rFonts w:ascii="Times New Roman" w:hAnsi="Times New Roman" w:cs="Times New Roman"/>
+          <w:b/>
+          <w:bCs/>
           <w:sz w:val="28"/>
           <w:szCs w:val="28"/>
         </w:rPr>
@@ -1413,6 +1681,8 @@
       <w:r>
         <w:rPr>
           <w:rFonts w:ascii="Times New Roman" w:hAnsi="Times New Roman" w:cs="Times New Roman"/>
+          <w:b/>
+          <w:bCs/>
           <w:sz w:val="28"/>
           <w:szCs w:val="28"/>
           <w:lang w:val="en-US"/>
@@ -1422,6 +1692,8 @@
       <w:r>
         <w:rPr>
           <w:rFonts w:ascii="Times New Roman" w:hAnsi="Times New Roman" w:cs="Times New Roman"/>
+          <w:b/>
+          <w:bCs/>
           <w:sz w:val="28"/>
           <w:szCs w:val="28"/>
         </w:rPr>
@@ -1430,6 +1702,8 @@
       <w:r>
         <w:rPr>
           <w:rFonts w:ascii="Times New Roman" w:hAnsi="Times New Roman" w:cs="Times New Roman"/>
+          <w:b/>
+          <w:bCs/>
           <w:sz w:val="28"/>
           <w:szCs w:val="28"/>
           <w:lang w:val="en-US"/>
@@ -1439,6 +1713,8 @@
       <w:r>
         <w:rPr>
           <w:rFonts w:ascii="Times New Roman" w:hAnsi="Times New Roman" w:cs="Times New Roman"/>
+          <w:b/>
+          <w:bCs/>
           <w:sz w:val="28"/>
           <w:szCs w:val="28"/>
         </w:rPr>
@@ -1468,8 +1744,67 @@
           <w:szCs w:val="28"/>
           <w:lang w:val="ru"/>
         </w:rPr>
-        <w:lastRenderedPageBreak/>
-        <w:t>Рэй, М., Рэй, А., Даш, С., Мишра, А., Ачарий, К. Г., Наяк, С., и Сингх, С. Выявление грибковых заболеваний у растений: традиционные методы, новейшие диагностические подходы и биосенсоры</w:t>
+        <w:t xml:space="preserve">Рэй, М., Рэй, А., Даш, С., </w:t>
+      </w:r>
+      <w:proofErr w:type="spellStart"/>
+      <w:r>
+        <w:rPr>
+          <w:rFonts w:ascii="Times New Roman" w:hAnsi="Times New Roman" w:cs="Times New Roman"/>
+          <w:sz w:val="28"/>
+          <w:szCs w:val="28"/>
+          <w:lang w:val="ru"/>
+        </w:rPr>
+        <w:t>Мишра</w:t>
+      </w:r>
+      <w:proofErr w:type="spellEnd"/>
+      <w:r>
+        <w:rPr>
+          <w:rFonts w:ascii="Times New Roman" w:hAnsi="Times New Roman" w:cs="Times New Roman"/>
+          <w:sz w:val="28"/>
+          <w:szCs w:val="28"/>
+          <w:lang w:val="ru"/>
+        </w:rPr>
+        <w:t xml:space="preserve">, А., </w:t>
+      </w:r>
+      <w:proofErr w:type="spellStart"/>
+      <w:r>
+        <w:rPr>
+          <w:rFonts w:ascii="Times New Roman" w:hAnsi="Times New Roman" w:cs="Times New Roman"/>
+          <w:sz w:val="28"/>
+          <w:szCs w:val="28"/>
+          <w:lang w:val="ru"/>
+        </w:rPr>
+        <w:t>Ачарий</w:t>
+      </w:r>
+      <w:proofErr w:type="spellEnd"/>
+      <w:r>
+        <w:rPr>
+          <w:rFonts w:ascii="Times New Roman" w:hAnsi="Times New Roman" w:cs="Times New Roman"/>
+          <w:sz w:val="28"/>
+          <w:szCs w:val="28"/>
+          <w:lang w:val="ru"/>
+        </w:rPr>
+        <w:t xml:space="preserve">, К. Г., </w:t>
+      </w:r>
+      <w:proofErr w:type="spellStart"/>
+      <w:r>
+        <w:rPr>
+          <w:rFonts w:ascii="Times New Roman" w:hAnsi="Times New Roman" w:cs="Times New Roman"/>
+          <w:sz w:val="28"/>
+          <w:szCs w:val="28"/>
+          <w:lang w:val="ru"/>
+        </w:rPr>
+        <w:t>Наяк</w:t>
+      </w:r>
+      <w:proofErr w:type="spellEnd"/>
+      <w:r>
+        <w:rPr>
+          <w:rFonts w:ascii="Times New Roman" w:hAnsi="Times New Roman" w:cs="Times New Roman"/>
+          <w:sz w:val="28"/>
+          <w:szCs w:val="28"/>
+          <w:lang w:val="ru"/>
+        </w:rPr>
+        <w:t>, С., и Сингх, С. Выявление грибковых заболеваний у растений: традиционные методы, новейшие диагностические подходы и биосенсоры</w:t>
       </w:r>
     </w:p>
     <w:p>
@@ -1507,7 +1842,15 @@
           <w:sz w:val="28"/>
           <w:szCs w:val="28"/>
         </w:rPr>
-        <w:t xml:space="preserve">Грибковые заболевания коммерчески важных культур приводят к существенному снижению как качества, так и урожайности, зачастую вызывая гибель всего растения. Для минимизации потерь крайне важно выявлять и идентифицировать патогены на ранних стадиях: своевременное и точное определение возбудителей позволяет эффективно контролировать распространение инфекции. В настоящей статье представлен всесторонний обзор традиционных методов, современных тенденций и достижений в области диагностики грибковых патогенов с акцентом на биосенсоры. </w:t>
+        <w:t xml:space="preserve">Грибковые заболевания коммерчески важных культур приводят к существенному снижению как качества, так и урожайности, зачастую вызывая гибель </w:t>
+      </w:r>
+      <w:r>
+        <w:rPr>
+          <w:sz w:val="28"/>
+          <w:szCs w:val="28"/>
+        </w:rPr>
+        <w:lastRenderedPageBreak/>
+        <w:t xml:space="preserve">всего растения. Для минимизации потерь крайне важно выявлять и идентифицировать патогены на ранних стадиях: своевременное и точное определение возбудителей позволяет эффективно контролировать распространение инфекции. В настоящей статье представлен всесторонний обзор традиционных методов, современных тенденций и достижений в области диагностики грибковых патогенов с акцентом на биосенсоры. </w:t>
       </w:r>
     </w:p>
     <w:p>
@@ -1545,10 +1888,51 @@
           <w:iCs/>
           <w:sz w:val="28"/>
           <w:szCs w:val="28"/>
-          <w:highlight w:val="yellow"/>
           <w:lang w:val="ru-RU"/>
         </w:rPr>
         <w:t>Краткое резюме:</w:t>
+      </w:r>
+    </w:p>
+    <w:p>
+      <w:pPr>
+        <w:ind w:firstLine="709"/>
+        <w:jc w:val="both"/>
+        <w:rPr>
+          <w:sz w:val="28"/>
+          <w:szCs w:val="28"/>
+          <w:lang w:val="ru-RU"/>
+        </w:rPr>
+      </w:pPr>
+      <w:r>
+        <w:rPr>
+          <w:sz w:val="28"/>
+          <w:szCs w:val="28"/>
+          <w:lang w:val="ru-RU"/>
+        </w:rPr>
+        <w:t xml:space="preserve">Данная статья позволяет понять, что </w:t>
+      </w:r>
+      <w:r>
+        <w:rPr>
+          <w:sz w:val="28"/>
+          <w:szCs w:val="28"/>
+        </w:rPr>
+        <w:t>традиционные методы (включая визуальный анализ симптомов) остаются «золотым стандартом», несмотря на появление молекулярных и иммуноанализов. Это методологическое обоснование моего подхода: даже в эпоху ПЦР и биосенсоров — экспертная визуальная оценка по внешним признакам листа по-прежнему клинически валидна и широко применяется.</w:t>
+      </w:r>
+      <w:r>
+        <w:rPr>
+          <w:sz w:val="28"/>
+          <w:szCs w:val="28"/>
+        </w:rPr>
+        <w:br/>
+        <w:t>Важнее — статья подчёркивает острую потребность в простых и недорогих решениях, что прямо оправдывает выбор мобильного приложения с лёгкой нейросетью как продукта</w:t>
+      </w:r>
+      <w:r>
+        <w:rPr>
+          <w:sz w:val="28"/>
+          <w:szCs w:val="28"/>
+          <w:lang w:val="ru-RU"/>
+        </w:rPr>
+        <w:t>.</w:t>
       </w:r>
     </w:p>
     <w:p>
@@ -1561,6 +1945,8 @@
         <w:spacing w:after="0" w:line="360" w:lineRule="auto"/>
         <w:rPr>
           <w:rFonts w:ascii="Times New Roman" w:hAnsi="Times New Roman" w:cs="Times New Roman"/>
+          <w:b/>
+          <w:bCs/>
           <w:sz w:val="28"/>
           <w:szCs w:val="28"/>
         </w:rPr>
@@ -1570,6 +1956,8 @@
       <w:r>
         <w:rPr>
           <w:rFonts w:ascii="Times New Roman" w:hAnsi="Times New Roman" w:cs="Times New Roman"/>
+          <w:b/>
+          <w:bCs/>
           <w:sz w:val="28"/>
           <w:szCs w:val="28"/>
         </w:rPr>
@@ -1579,6 +1967,8 @@
       <w:r>
         <w:rPr>
           <w:rFonts w:ascii="Times New Roman" w:hAnsi="Times New Roman" w:cs="Times New Roman"/>
+          <w:b/>
+          <w:bCs/>
           <w:sz w:val="28"/>
           <w:szCs w:val="28"/>
         </w:rPr>
@@ -1587,6 +1977,8 @@
       <w:r>
         <w:rPr>
           <w:rFonts w:ascii="Times New Roman" w:hAnsi="Times New Roman" w:cs="Times New Roman"/>
+          <w:b/>
+          <w:bCs/>
           <w:sz w:val="28"/>
           <w:szCs w:val="28"/>
           <w:lang w:val="en-US"/>
@@ -1596,6 +1988,8 @@
       <w:r>
         <w:rPr>
           <w:rFonts w:ascii="Times New Roman" w:hAnsi="Times New Roman" w:cs="Times New Roman"/>
+          <w:b/>
+          <w:bCs/>
           <w:sz w:val="28"/>
           <w:szCs w:val="28"/>
         </w:rPr>
@@ -1666,15 +2060,8 @@
           <w:sz w:val="28"/>
           <w:szCs w:val="28"/>
         </w:rPr>
-        <w:t xml:space="preserve">Одним из способов восполнения в организме антиоксидантов является добавление в рацион питания человека доли ягодных культур, богатых антиокислительными соединениями. Земляника садовая – самая выращиваемая и </w:t>
-      </w:r>
-      <w:r>
-        <w:rPr>
-          <w:sz w:val="28"/>
-          <w:szCs w:val="28"/>
-        </w:rPr>
         <w:lastRenderedPageBreak/>
-        <w:t xml:space="preserve">потребляемая ягодная культура в мире. Сдерживающие факторы увеличения ее производства – существенное поражение возделываемых сортов широким спектром болезней, основными возбудителями которых являются грибы. Доступных для производителей этой ягодной культуры технических средств диагностики болезней в Российской Федерации не производят. </w:t>
+        <w:t xml:space="preserve">Одним из способов восполнения в организме антиоксидантов является добавление в рацион питания человека доли ягодных культур, богатых антиокислительными соединениями. Земляника садовая – самая выращиваемая и потребляемая ягодная культура в мире. Сдерживающие факторы увеличения ее производства – существенное поражение возделываемых сортов широким спектром болезней, основными возбудителями которых являются грибы. Доступных для производителей этой ягодной культуры технических средств диагностики болезней в Российской Федерации не производят. </w:t>
       </w:r>
     </w:p>
     <w:p>
@@ -1779,10 +2166,133 @@
           <w:iCs/>
           <w:sz w:val="28"/>
           <w:szCs w:val="28"/>
-          <w:highlight w:val="yellow"/>
           <w:lang w:val="ru-RU"/>
         </w:rPr>
         <w:t>Краткое резюме:</w:t>
+      </w:r>
+    </w:p>
+    <w:p>
+      <w:pPr>
+        <w:ind w:firstLine="709"/>
+        <w:jc w:val="both"/>
+        <w:rPr>
+          <w:sz w:val="28"/>
+          <w:szCs w:val="28"/>
+          <w:lang w:val="ru-RU"/>
+        </w:rPr>
+      </w:pPr>
+      <w:r>
+        <w:rPr>
+          <w:sz w:val="28"/>
+          <w:szCs w:val="28"/>
+          <w:lang w:val="ru-RU"/>
+        </w:rPr>
+        <w:t xml:space="preserve">Работа напрямую подтверждает реализуемость моего подхода: авторы успешно применили MobileNetV2 на реальной полевой выборке (2671 изображение, 4 класса) и достигли высокой точности (Accuracy = 0,99) — это значит, что лёгкая архитектура достаточна даже при межклассовой схожести симптомов (три вида пятнистости). Для моей задачи — 10 градаций степени поражения — это сильный аргумент в пользу: </w:t>
+      </w:r>
+    </w:p>
+    <w:p>
+      <w:pPr>
+        <w:pStyle w:val="a8"/>
+        <w:numPr>
+          <w:ilvl w:val="0"/>
+          <w:numId w:val="5"/>
+        </w:numPr>
+        <w:jc w:val="both"/>
+        <w:rPr>
+          <w:rFonts w:ascii="Times New Roman" w:hAnsi="Times New Roman" w:cs="Times New Roman"/>
+          <w:sz w:val="28"/>
+          <w:szCs w:val="28"/>
+        </w:rPr>
+      </w:pPr>
+      <w:r>
+        <w:rPr>
+          <w:rFonts w:ascii="Times New Roman" w:hAnsi="Times New Roman" w:cs="Times New Roman"/>
+          <w:sz w:val="28"/>
+          <w:szCs w:val="28"/>
+        </w:rPr>
+        <w:t>использования MobileNetV2/V3 как основы (а не более тяжёлых моделей),</w:t>
+      </w:r>
+    </w:p>
+    <w:p>
+      <w:pPr>
+        <w:pStyle w:val="a8"/>
+        <w:numPr>
+          <w:ilvl w:val="0"/>
+          <w:numId w:val="5"/>
+        </w:numPr>
+        <w:jc w:val="both"/>
+        <w:rPr>
+          <w:rFonts w:ascii="Times New Roman" w:hAnsi="Times New Roman" w:cs="Times New Roman"/>
+          <w:sz w:val="28"/>
+          <w:szCs w:val="28"/>
+        </w:rPr>
+      </w:pPr>
+      <w:r>
+        <w:rPr>
+          <w:rFonts w:ascii="Times New Roman" w:hAnsi="Times New Roman" w:cs="Times New Roman"/>
+          <w:sz w:val="28"/>
+          <w:szCs w:val="28"/>
+        </w:rPr>
+        <w:lastRenderedPageBreak/>
+        <w:t>стратегии сбора данных через IoT/открытые источники (авторы тоже брали из интернета),</w:t>
+      </w:r>
+    </w:p>
+    <w:p>
+      <w:pPr>
+        <w:pStyle w:val="a8"/>
+        <w:numPr>
+          <w:ilvl w:val="0"/>
+          <w:numId w:val="5"/>
+        </w:numPr>
+        <w:jc w:val="both"/>
+        <w:rPr>
+          <w:rFonts w:ascii="Times New Roman" w:hAnsi="Times New Roman" w:cs="Times New Roman"/>
+          <w:sz w:val="28"/>
+          <w:szCs w:val="28"/>
+        </w:rPr>
+      </w:pPr>
+      <w:r>
+        <w:rPr>
+          <w:rFonts w:ascii="Times New Roman" w:hAnsi="Times New Roman" w:cs="Times New Roman"/>
+          <w:sz w:val="28"/>
+          <w:szCs w:val="28"/>
+        </w:rPr>
+        <w:t>необходимости чёткого разделения на train/val/test при дисбалансе классов (у них — 1109 против 392, у меня — возможно, будет похожая ситуация</w:t>
+      </w:r>
+    </w:p>
+    <w:p>
+      <w:pPr>
+        <w:ind w:firstLine="709"/>
+        <w:jc w:val="both"/>
+        <w:rPr>
+          <w:sz w:val="28"/>
+          <w:szCs w:val="28"/>
+          <w:lang w:val="ru-RU"/>
+        </w:rPr>
+      </w:pPr>
+      <w:r>
+        <w:rPr>
+          <w:sz w:val="28"/>
+          <w:szCs w:val="28"/>
+          <w:lang w:val="ru-RU"/>
+        </w:rPr>
+        <w:t xml:space="preserve">Главное отличие — у авторов дискретная классификация по этиологии (какой гриб), у меня — градуированная оценка по степени проявления (любой стресс → % поражения). Но их результаты снимают сомнения в том, что CNN способна стабильно выделять даже тонкие различия в паттернах пятен — а значит, обучение на непрерывной шкале (регрессия или </w:t>
+      </w:r>
+      <w:r>
+        <w:rPr>
+          <w:sz w:val="28"/>
+          <w:szCs w:val="28"/>
+          <w:lang w:val="ru-RU"/>
+        </w:rPr>
+        <w:t>порядковая классификация</w:t>
+      </w:r>
+      <w:r>
+        <w:rPr>
+          <w:sz w:val="28"/>
+          <w:szCs w:val="28"/>
+          <w:lang w:val="ru-RU"/>
+        </w:rPr>
+        <w:t>) технически выполнимо.</w:t>
       </w:r>
     </w:p>
     <w:p>
@@ -1795,6 +2305,8 @@
         <w:spacing w:after="0" w:line="360" w:lineRule="auto"/>
         <w:rPr>
           <w:rFonts w:ascii="Times New Roman" w:hAnsi="Times New Roman" w:cs="Times New Roman"/>
+          <w:b/>
+          <w:bCs/>
           <w:sz w:val="28"/>
           <w:szCs w:val="28"/>
           <w:lang w:val="en-US"/>
@@ -1803,6 +2315,8 @@
       <w:r>
         <w:rPr>
           <w:rFonts w:ascii="Times New Roman" w:hAnsi="Times New Roman" w:cs="Times New Roman"/>
+          <w:b/>
+          <w:bCs/>
           <w:sz w:val="28"/>
           <w:szCs w:val="28"/>
           <w:lang w:val="en-US"/>
@@ -1889,15 +2403,7 @@
           <w:sz w:val="28"/>
           <w:szCs w:val="28"/>
         </w:rPr>
-        <w:t xml:space="preserve">Обоснован новый метод наземного мониторинга динамики развития грибковых заболеваний земляники садовой в полевых условиях с использованием систем тетраполярных электродов. Проведены исследования по определению реактивного </w:t>
-      </w:r>
-      <w:r>
-        <w:rPr>
-          <w:sz w:val="28"/>
-          <w:szCs w:val="28"/>
-        </w:rPr>
-        <w:lastRenderedPageBreak/>
-        <w:t>электрического сопротивления тканей листьев земляники, обусловленного воздействием трёх возбудителей грибковых заболеваний земляники садовой.</w:t>
+        <w:t>Обоснован новый метод наземного мониторинга динамики развития грибковых заболеваний земляники садовой в полевых условиях с использованием систем тетраполярных электродов. Проведены исследования по определению реактивного электрического сопротивления тканей листьев земляники, обусловленного воздействием трёх возбудителей грибковых заболеваний земляники садовой.</w:t>
       </w:r>
     </w:p>
     <w:p>
@@ -1917,10 +2423,28 @@
           <w:iCs/>
           <w:sz w:val="28"/>
           <w:szCs w:val="28"/>
-          <w:highlight w:val="yellow"/>
           <w:lang w:val="ru-RU"/>
         </w:rPr>
         <w:t>Краткое резюме:</w:t>
+      </w:r>
+    </w:p>
+    <w:p>
+      <w:pPr>
+        <w:ind w:firstLine="709"/>
+        <w:jc w:val="both"/>
+        <w:rPr>
+          <w:sz w:val="28"/>
+          <w:szCs w:val="28"/>
+          <w:lang w:val="ru-RU"/>
+        </w:rPr>
+      </w:pPr>
+      <w:r>
+        <w:rPr>
+          <w:sz w:val="28"/>
+          <w:szCs w:val="28"/>
+          <w:lang w:val="ru-RU"/>
+        </w:rPr>
+        <w:t>Метод не визуальный, напрямую не применим. Но факт, что электрическое сопротивление меняется при грибковом поражении, косвенно подтверждает: даже на ранних стадиях (до явных симптомов) в листе происходят физиологические изменения, которые могут иметь слабые, но детектируемые визуальные следы (например, микронекрозы, изменение бликов, локальная деформация). Это оправдывает включение в обучающую выборку изображений «почти здоровых» листьев с минимальными признаками поражения (0–10%) — CNN может научиться их выявлять.</w:t>
       </w:r>
     </w:p>
     <w:p>
@@ -1933,6 +2457,8 @@
         <w:spacing w:after="0" w:line="360" w:lineRule="auto"/>
         <w:rPr>
           <w:rFonts w:ascii="Times New Roman" w:hAnsi="Times New Roman" w:cs="Times New Roman"/>
+          <w:b/>
+          <w:bCs/>
           <w:sz w:val="24"/>
           <w:szCs w:val="24"/>
           <w:lang w:val="en-US"/>
@@ -1941,6 +2467,8 @@
       <w:r>
         <w:rPr>
           <w:rFonts w:ascii="Times New Roman" w:hAnsi="Times New Roman" w:cs="Times New Roman"/>
+          <w:b/>
+          <w:bCs/>
           <w:sz w:val="28"/>
           <w:szCs w:val="28"/>
           <w:lang w:val="en-US"/>
@@ -1972,6 +2500,7 @@
           <w:szCs w:val="28"/>
           <w:lang w:val="ru"/>
         </w:rPr>
+        <w:lastRenderedPageBreak/>
         <w:t>Ван, Г., Сунь, Ю., Ван, Ц. Автоматическая оценка степени тяжести заболеваний растений на основе изображений с использованием глубокого обучения.</w:t>
       </w:r>
     </w:p>
@@ -2028,7 +2557,22 @@
           <w:sz w:val="28"/>
           <w:szCs w:val="28"/>
         </w:rPr>
-        <w:t>На основе изображений чёрной гнили яблони из набора данных PlantVillage, дополнительно размеченных ботаниками по четырём стадиям тяжести («истинная» разметка), обучен ряд глубоких свёрточных нейронных сетей для диагностики степени развития заболевания. В работе систематически оцениваются как «мелкие» сети, обученные с нуля, так и глубокие модели, дообученные методом трансферного обучения. Лучший результат показала глубокая модель VGG16 с применением transfer learning, достигнув общей точности 90,4 % на контрольной тестовой выборке. Предложенная модель глубокого обучения может обладать значительным потенциалом для борьбы с болезнями в современном сельском хозяйстве.</w:t>
+        <w:t>На основе изображений чёрной гнили яблони из набора данных PlantVillage, дополнительно размеченных ботаниками по четырём стадиям тяжести («истинная» разметка), обучен ряд глубоких свёрточных нейронных сетей для диагностики степени развития заболевания. В работе систематически оцениваются как «мелкие» сети, обученные с нуля, так и глубокие модели, до</w:t>
+      </w:r>
+      <w:r>
+        <w:rPr>
+          <w:sz w:val="28"/>
+          <w:szCs w:val="28"/>
+          <w:lang w:val="ru-RU"/>
+        </w:rPr>
+        <w:t>-</w:t>
+      </w:r>
+      <w:r>
+        <w:rPr>
+          <w:sz w:val="28"/>
+          <w:szCs w:val="28"/>
+        </w:rPr>
+        <w:t>обученные методом трансферного обучения. Лучший результат показала глубокая модель VGG16 с применением transfer learning, достигнув общей точности 90,4 % на контрольной тестовой выборке. Предложенная модель глубокого обучения может обладать значительным потенциалом для борьбы с болезнями в современном сельском хозяйстве.</w:t>
       </w:r>
     </w:p>
     <w:p>
@@ -2048,10 +2592,125 @@
           <w:iCs/>
           <w:sz w:val="28"/>
           <w:szCs w:val="28"/>
-          <w:highlight w:val="yellow"/>
           <w:lang w:val="ru-RU"/>
         </w:rPr>
         <w:t>Краткое резюме:</w:t>
+      </w:r>
+    </w:p>
+    <w:p>
+      <w:pPr>
+        <w:ind w:firstLine="709"/>
+        <w:jc w:val="both"/>
+        <w:rPr>
+          <w:sz w:val="28"/>
+          <w:szCs w:val="28"/>
+          <w:lang w:val="ru-RU"/>
+        </w:rPr>
+      </w:pPr>
+      <w:r>
+        <w:rPr>
+          <w:sz w:val="28"/>
+          <w:szCs w:val="28"/>
+        </w:rPr>
+        <w:t>Данная работа подтверждает принципиальную реализуемость градуированной оценки степени поражения через CNN: авторы достигли 90,4 % точности при классификации чёрной гнили яблони на 4 стадии тяжести, используя разметку от ботаников. Особенно ценно, что они использовали PlantVillage — единственный публичный датасет с градуированной разметкой по степени проявления симптомов (а не по виду патогена), что позволяет мне использовать его как:</w:t>
+      </w:r>
+      <w:r>
+        <w:rPr>
+          <w:sz w:val="28"/>
+          <w:szCs w:val="28"/>
+          <w:lang w:val="ru-RU"/>
+        </w:rPr>
+        <w:t xml:space="preserve"> </w:t>
+      </w:r>
+    </w:p>
+    <w:p>
+      <w:pPr>
+        <w:pStyle w:val="a8"/>
+        <w:numPr>
+          <w:ilvl w:val="0"/>
+          <w:numId w:val="6"/>
+        </w:numPr>
+        <w:rPr>
+          <w:rFonts w:ascii="Times New Roman" w:hAnsi="Times New Roman" w:cs="Times New Roman"/>
+          <w:sz w:val="28"/>
+          <w:szCs w:val="28"/>
+        </w:rPr>
+      </w:pPr>
+      <w:r>
+        <w:rPr>
+          <w:rFonts w:ascii="Times New Roman" w:hAnsi="Times New Roman" w:cs="Times New Roman"/>
+          <w:sz w:val="28"/>
+          <w:szCs w:val="28"/>
+        </w:rPr>
+        <w:t>источник аугментации</w:t>
+      </w:r>
+      <w:r>
+        <w:rPr>
+          <w:rFonts w:ascii="Times New Roman" w:hAnsi="Times New Roman" w:cs="Times New Roman"/>
+          <w:sz w:val="28"/>
+          <w:szCs w:val="28"/>
+        </w:rPr>
+        <w:t>,</w:t>
+      </w:r>
+    </w:p>
+    <w:p>
+      <w:pPr>
+        <w:pStyle w:val="a8"/>
+        <w:numPr>
+          <w:ilvl w:val="0"/>
+          <w:numId w:val="6"/>
+        </w:numPr>
+        <w:rPr>
+          <w:rFonts w:ascii="Times New Roman" w:hAnsi="Times New Roman" w:cs="Times New Roman"/>
+          <w:sz w:val="28"/>
+          <w:szCs w:val="28"/>
+        </w:rPr>
+      </w:pPr>
+      <w:r>
+        <w:rPr>
+          <w:rFonts w:ascii="Times New Roman" w:hAnsi="Times New Roman" w:cs="Times New Roman"/>
+          <w:sz w:val="28"/>
+          <w:szCs w:val="28"/>
+        </w:rPr>
+        <w:t>эталон методики разметки: их 4-классовая шкала (0–25 %, 25–50 % и т.д.) напрямую масштабируется до моей 10-классовой (0–10 %, 10–20 % и т.д.),</w:t>
+      </w:r>
+    </w:p>
+    <w:p>
+      <w:pPr>
+        <w:pStyle w:val="a8"/>
+        <w:numPr>
+          <w:ilvl w:val="0"/>
+          <w:numId w:val="6"/>
+        </w:numPr>
+        <w:rPr>
+          <w:rFonts w:ascii="Times New Roman" w:hAnsi="Times New Roman" w:cs="Times New Roman"/>
+          <w:sz w:val="28"/>
+          <w:szCs w:val="28"/>
+        </w:rPr>
+      </w:pPr>
+      <w:r>
+        <w:rPr>
+          <w:rFonts w:ascii="Times New Roman" w:hAnsi="Times New Roman" w:cs="Times New Roman"/>
+          <w:sz w:val="28"/>
+          <w:szCs w:val="28"/>
+        </w:rPr>
+        <w:t>transfer learning (даже на тяжёлой VGG16) даёт высокую точность при малом объёме экспертной разметки — значит, fine-tuning</w:t>
+      </w:r>
+      <w:r>
+        <w:rPr>
+          <w:rFonts w:ascii="Times New Roman" w:hAnsi="Times New Roman" w:cs="Times New Roman"/>
+          <w:sz w:val="28"/>
+          <w:szCs w:val="28"/>
+        </w:rPr>
+        <w:t xml:space="preserve"> (дообучение)</w:t>
+      </w:r>
+      <w:r>
+        <w:rPr>
+          <w:rFonts w:ascii="Times New Roman" w:hAnsi="Times New Roman" w:cs="Times New Roman"/>
+          <w:sz w:val="28"/>
+          <w:szCs w:val="28"/>
+        </w:rPr>
+        <w:t xml:space="preserve"> лёгкой модели (MobileNetV3) на моих данных будет эффективен уже при сотнях изображений.</w:t>
       </w:r>
     </w:p>
     <w:p>
@@ -2064,6 +2723,8 @@
         <w:spacing w:after="0" w:line="360" w:lineRule="auto"/>
         <w:rPr>
           <w:rFonts w:ascii="Times New Roman" w:hAnsi="Times New Roman" w:cs="Times New Roman"/>
+          <w:b/>
+          <w:bCs/>
           <w:sz w:val="28"/>
           <w:szCs w:val="28"/>
           <w:lang w:val="en-US"/>
@@ -2072,10 +2733,13 @@
       <w:r>
         <w:rPr>
           <w:rFonts w:ascii="Times New Roman" w:hAnsi="Times New Roman" w:cs="Times New Roman"/>
+          <w:b/>
+          <w:bCs/>
           <w:sz w:val="28"/>
           <w:szCs w:val="28"/>
           <w:lang w:val="en-US"/>
         </w:rPr>
+        <w:lastRenderedPageBreak/>
         <w:t>Mohanty S. P., Hughes D. P., Salathe M. Using Deep Learning for Image-Based Plant Disease Detection // Frontiers in Plant Science. – 2016. – Vol. 7. – P. 10. – DOI: 10.3389/fpls.2016.01419.</w:t>
       </w:r>
     </w:p>
@@ -2096,6 +2760,7 @@
           <w:szCs w:val="28"/>
         </w:rPr>
       </w:pPr>
+      <w:proofErr w:type="spellStart"/>
       <w:r>
         <w:rPr>
           <w:rFonts w:ascii="Times New Roman" w:hAnsi="Times New Roman" w:cs="Times New Roman"/>
@@ -2103,7 +2768,17 @@
           <w:szCs w:val="28"/>
           <w:lang w:val="ru"/>
         </w:rPr>
-        <w:t xml:space="preserve">Моханти, С. П., Хьюз, Д. П., </w:t>
+        <w:t>Моханти</w:t>
+      </w:r>
+      <w:proofErr w:type="spellEnd"/>
+      <w:r>
+        <w:rPr>
+          <w:rFonts w:ascii="Times New Roman" w:hAnsi="Times New Roman" w:cs="Times New Roman"/>
+          <w:sz w:val="28"/>
+          <w:szCs w:val="28"/>
+          <w:lang w:val="ru"/>
+        </w:rPr>
+        <w:t xml:space="preserve">, С. П., Хьюз, Д. П., </w:t>
       </w:r>
       <w:r>
         <w:rPr>
@@ -2159,7 +2834,6 @@
           <w:sz w:val="28"/>
           <w:szCs w:val="28"/>
         </w:rPr>
-        <w:lastRenderedPageBreak/>
         <w:t xml:space="preserve">Заболевания сельскохозяйственных культур представляют собой серьёзную угрозу продовольственной безопасности, однако их быстрая идентификация остаётся сложной задачей во многих регионах мира из-за отсутствия необходимой инфраструктуры. Рост глобального проникновения смартфонов в сочетании с недавними достижениями в области компьютерного зрения, обусловленными развитием глубокого обучения, открывает возможности для диагностики заболеваний с помощью смартфонов. </w:t>
       </w:r>
     </w:p>
@@ -2205,10 +2879,140 @@
           <w:iCs/>
           <w:sz w:val="28"/>
           <w:szCs w:val="28"/>
-          <w:highlight w:val="yellow"/>
           <w:lang w:val="ru-RU"/>
         </w:rPr>
         <w:t>Краткое резюме:</w:t>
+      </w:r>
+    </w:p>
+    <w:p>
+      <w:pPr>
+        <w:ind w:firstLine="709"/>
+        <w:jc w:val="both"/>
+        <w:rPr>
+          <w:sz w:val="28"/>
+          <w:szCs w:val="28"/>
+          <w:lang w:val="ru-RU"/>
+        </w:rPr>
+      </w:pPr>
+      <w:r>
+        <w:rPr>
+          <w:sz w:val="28"/>
+          <w:szCs w:val="28"/>
+          <w:lang w:val="ru-RU"/>
+        </w:rPr>
+        <w:t>В данной статье</w:t>
+      </w:r>
+      <w:r>
+        <w:rPr>
+          <w:sz w:val="28"/>
+          <w:szCs w:val="28"/>
+        </w:rPr>
+        <w:t xml:space="preserve"> авторы показали, что CNN</w:t>
+      </w:r>
+      <w:r>
+        <w:rPr>
+          <w:sz w:val="28"/>
+          <w:szCs w:val="28"/>
+          <w:lang w:val="ru-RU"/>
+        </w:rPr>
+        <w:t xml:space="preserve"> </w:t>
+      </w:r>
+      <w:r>
+        <w:rPr>
+          <w:sz w:val="28"/>
+          <w:szCs w:val="28"/>
+        </w:rPr>
+        <w:t xml:space="preserve">может </w:t>
+      </w:r>
+      <w:r>
+        <w:rPr>
+          <w:sz w:val="28"/>
+          <w:szCs w:val="28"/>
+        </w:rPr>
+        <w:t>достигать&gt;</w:t>
+      </w:r>
+      <w:r>
+        <w:rPr>
+          <w:sz w:val="28"/>
+          <w:szCs w:val="28"/>
+          <w:lang w:val="ru-RU"/>
+        </w:rPr>
+        <w:t xml:space="preserve"> </w:t>
+      </w:r>
+      <w:r>
+        <w:rPr>
+          <w:sz w:val="28"/>
+          <w:szCs w:val="28"/>
+        </w:rPr>
+        <w:t>99 % точности даже при большом числе классов (26 заболеваний + здоровые), обучаясь на открытом датасете (PlantVillage, 54k изображений). Для меня это</w:t>
+      </w:r>
+      <w:r>
+        <w:rPr>
+          <w:sz w:val="28"/>
+          <w:szCs w:val="28"/>
+          <w:lang w:val="ru-RU"/>
+        </w:rPr>
+        <w:t xml:space="preserve"> </w:t>
+      </w:r>
+      <w:r>
+        <w:rPr>
+          <w:sz w:val="28"/>
+          <w:szCs w:val="28"/>
+        </w:rPr>
+        <w:t>означает:</w:t>
+      </w:r>
+      <w:r>
+        <w:rPr>
+          <w:sz w:val="28"/>
+          <w:szCs w:val="28"/>
+          <w:lang w:val="ru-RU"/>
+        </w:rPr>
+        <w:t xml:space="preserve"> </w:t>
+      </w:r>
+      <w:r>
+        <w:rPr>
+          <w:sz w:val="28"/>
+          <w:szCs w:val="28"/>
+        </w:rPr>
+        <w:t>масштаб данных критичен: их результат достигнут именно благодаря объёму и сбалансированности выборки — значит, при сборе моего датасета нужно стремиться к минимум 500–1000 изображений на градацию, или использовать аугментацию + transfer learning от их модели;</w:t>
+      </w:r>
+      <w:r>
+        <w:rPr>
+          <w:sz w:val="28"/>
+          <w:szCs w:val="28"/>
+          <w:lang w:val="ru-RU"/>
+        </w:rPr>
+        <w:t xml:space="preserve"> </w:t>
+      </w:r>
+      <w:r>
+        <w:rPr>
+          <w:sz w:val="28"/>
+          <w:szCs w:val="28"/>
+        </w:rPr>
+        <w:t>их модель — тяжёлая, но сам факт, что 26-классовая задача решается на смартфоне, подтверждает: 10-классовая градуированная задача (а не этиологическая) будет</w:t>
+      </w:r>
+      <w:r>
+        <w:rPr>
+          <w:sz w:val="28"/>
+          <w:szCs w:val="28"/>
+          <w:lang w:val="ru-RU"/>
+        </w:rPr>
+        <w:t xml:space="preserve"> </w:t>
+      </w:r>
+      <w:r>
+        <w:rPr>
+          <w:sz w:val="28"/>
+          <w:szCs w:val="28"/>
+        </w:rPr>
+        <w:t>технически проще</w:t>
+      </w:r>
+      <w:r>
+        <w:rPr>
+          <w:sz w:val="28"/>
+          <w:szCs w:val="28"/>
+          <w:lang w:val="ru-RU"/>
+        </w:rPr>
+        <w:t>.</w:t>
       </w:r>
     </w:p>
     <w:p>
@@ -2221,6 +3025,8 @@
         <w:spacing w:after="0" w:line="360" w:lineRule="auto"/>
         <w:rPr>
           <w:rFonts w:ascii="Times New Roman" w:hAnsi="Times New Roman" w:cs="Times New Roman"/>
+          <w:b/>
+          <w:bCs/>
           <w:sz w:val="28"/>
           <w:szCs w:val="28"/>
           <w:lang w:val="en-US"/>
@@ -2229,10 +3035,13 @@
       <w:r>
         <w:rPr>
           <w:rFonts w:ascii="Times New Roman" w:hAnsi="Times New Roman" w:cs="Times New Roman"/>
+          <w:b/>
+          <w:bCs/>
           <w:sz w:val="28"/>
           <w:szCs w:val="28"/>
           <w:lang w:val="en-US"/>
         </w:rPr>
+        <w:lastRenderedPageBreak/>
         <w:t>Khan M., Ali M., Shah M., Mahmood T. et al. Machine Learning-based Detection and Classification of Walnut Fungi Diseases // Intelligent Automation &amp; Soft Computing. – 2021. – Vol. 30. – No. 3. – P. 771-785. – DOI: 10.32604/iasc.2021.018039.</w:t>
       </w:r>
     </w:p>
@@ -2298,15 +3107,7 @@
           <w:sz w:val="28"/>
           <w:szCs w:val="28"/>
         </w:rPr>
-        <w:t xml:space="preserve">Грибковые заболевания поражают грецкие орехи по всему миру, нанося ущерб кронам деревьев и легко распространяясь на соседние растения, что приводит к снижению качества и урожайности. Такие заболевания сравнительно легко поддаются лечению, и главная задача — предотвратить их распространение с помощью автоматизированных систем раннего выявления. В последнее время методы машинного обучения показали многообещающие результаты во многих сельскохозяйственных приложениях, включая диагностику болезней растений. В </w:t>
-      </w:r>
-      <w:r>
-        <w:rPr>
-          <w:sz w:val="28"/>
-          <w:szCs w:val="28"/>
-        </w:rPr>
-        <w:lastRenderedPageBreak/>
-        <w:t xml:space="preserve">данной работе предложен автоматический метод обнаружения грибковых заболеваний грецкого ореха на основе машинного обучения. </w:t>
+        <w:t xml:space="preserve">Грибковые заболевания поражают грецкие орехи по всему миру, нанося ущерб кронам деревьев и легко распространяясь на соседние растения, что приводит к снижению качества и урожайности. Такие заболевания сравнительно легко поддаются лечению, и главная задача — предотвратить их распространение с помощью автоматизированных систем раннего выявления. В последнее время методы машинного обучения показали многообещающие результаты во многих сельскохозяйственных приложениях, включая диагностику болезней растений. В данной работе предложен автоматический метод обнаружения грибковых заболеваний грецкого ореха на основе машинного обучения. </w:t>
       </w:r>
     </w:p>
     <w:p>
@@ -2366,10 +3167,64 @@
           <w:iCs/>
           <w:sz w:val="28"/>
           <w:szCs w:val="28"/>
-          <w:highlight w:val="yellow"/>
           <w:lang w:val="ru-RU"/>
         </w:rPr>
         <w:t>Краткое резюме:</w:t>
+      </w:r>
+    </w:p>
+    <w:p>
+      <w:pPr>
+        <w:rPr>
+          <w:sz w:val="28"/>
+          <w:szCs w:val="28"/>
+          <w:lang w:val="ru-RU"/>
+        </w:rPr>
+      </w:pPr>
+      <w:r>
+        <w:rPr>
+          <w:sz w:val="28"/>
+          <w:szCs w:val="28"/>
+          <w:lang w:val="ru-RU"/>
+        </w:rPr>
+        <w:lastRenderedPageBreak/>
+        <w:t>Подход авторов</w:t>
+      </w:r>
+      <w:r>
+        <w:rPr>
+          <w:sz w:val="28"/>
+          <w:szCs w:val="28"/>
+        </w:rPr>
+        <w:t xml:space="preserve"> даёт два полезных элемента для моего приложения: 1) </w:t>
+      </w:r>
+      <w:r>
+        <w:rPr>
+          <w:sz w:val="28"/>
+          <w:szCs w:val="28"/>
+          <w:lang w:val="ru-RU"/>
+        </w:rPr>
+        <w:t>коррекция яркости</w:t>
+      </w:r>
+      <w:r>
+        <w:rPr>
+          <w:sz w:val="28"/>
+          <w:szCs w:val="28"/>
+        </w:rPr>
+        <w:t xml:space="preserve"> — легко реализуется на Android и повышает устойчивость к освещению; 2) анализ только сегментированной поражённой зоны подтверждает необходимость предварительной маски листа (например, через лёгкую сегментацию), а не подачи всего кадра в CNN. Их точность 95,3 % — хороший </w:t>
+      </w:r>
+      <w:r>
+        <w:rPr>
+          <w:sz w:val="28"/>
+          <w:szCs w:val="28"/>
+          <w:lang w:val="ru-RU"/>
+        </w:rPr>
+        <w:t>результат.</w:t>
+      </w:r>
+      <w:r>
+        <w:rPr>
+          <w:sz w:val="28"/>
+          <w:szCs w:val="28"/>
+        </w:rPr>
+        <w:t xml:space="preserve"> CNN на той же задаче должна превзойти её, особенно при градуированной классификации.</w:t>
       </w:r>
     </w:p>
     <w:p>
@@ -2382,6 +3237,8 @@
         <w:spacing w:after="0" w:line="360" w:lineRule="auto"/>
         <w:rPr>
           <w:rFonts w:ascii="Times New Roman" w:hAnsi="Times New Roman" w:cs="Times New Roman"/>
+          <w:b/>
+          <w:bCs/>
           <w:sz w:val="24"/>
           <w:szCs w:val="24"/>
           <w:lang w:val="en-US"/>
@@ -2390,6 +3247,8 @@
       <w:r>
         <w:rPr>
           <w:rFonts w:ascii="Times New Roman" w:hAnsi="Times New Roman" w:cs="Times New Roman"/>
+          <w:b/>
+          <w:bCs/>
           <w:sz w:val="28"/>
           <w:szCs w:val="28"/>
           <w:lang w:val="en-US"/>
@@ -2414,6 +3273,7 @@
           <w:szCs w:val="28"/>
         </w:rPr>
       </w:pPr>
+      <w:proofErr w:type="spellStart"/>
       <w:r>
         <w:rPr>
           <w:rFonts w:ascii="Times New Roman" w:hAnsi="Times New Roman" w:cs="Times New Roman"/>
@@ -2421,7 +3281,37 @@
           <w:szCs w:val="28"/>
           <w:lang w:val="ru"/>
         </w:rPr>
-        <w:t>Саху, С. К., Пандей, М. (2022). Оптимальная гибридная многоклассовая SVM для обнаружения заболеваний листьев растений с использованием пространственной нечёткой C-средней модели</w:t>
+        <w:t>Саху</w:t>
+      </w:r>
+      <w:proofErr w:type="spellEnd"/>
+      <w:r>
+        <w:rPr>
+          <w:rFonts w:ascii="Times New Roman" w:hAnsi="Times New Roman" w:cs="Times New Roman"/>
+          <w:sz w:val="28"/>
+          <w:szCs w:val="28"/>
+          <w:lang w:val="ru"/>
+        </w:rPr>
+        <w:t xml:space="preserve">, С. К., </w:t>
+      </w:r>
+      <w:proofErr w:type="spellStart"/>
+      <w:r>
+        <w:rPr>
+          <w:rFonts w:ascii="Times New Roman" w:hAnsi="Times New Roman" w:cs="Times New Roman"/>
+          <w:sz w:val="28"/>
+          <w:szCs w:val="28"/>
+          <w:lang w:val="ru"/>
+        </w:rPr>
+        <w:t>Пандей</w:t>
+      </w:r>
+      <w:proofErr w:type="spellEnd"/>
+      <w:r>
+        <w:rPr>
+          <w:rFonts w:ascii="Times New Roman" w:hAnsi="Times New Roman" w:cs="Times New Roman"/>
+          <w:sz w:val="28"/>
+          <w:szCs w:val="28"/>
+          <w:lang w:val="ru"/>
+        </w:rPr>
+        <w:t>, М. (2022). Оптимальная гибридная многоклассовая SVM для обнаружения заболеваний листьев растений с использованием пространственной нечёткой C-средней модели</w:t>
       </w:r>
     </w:p>
     <w:p>
@@ -2477,43 +3367,162 @@
           <w:sz w:val="28"/>
           <w:szCs w:val="28"/>
         </w:rPr>
+        <w:t>С целью повышения вычислительной точности извлечённые признаки изображений предварительно обрабатываются и сегментируются с использованием пространственной нечёткой C-средней модели до этапа классификации. В качестве данных использован набор Plant Village, включающий в общей сложности 54 303 изображения здоровых и поражённых листьев. Для оценки эффективности системы рассчитаны метрики производительности: точность (accuracy), F-мера, специфичность, чувствительность и полнота. Предложенный метод HRF-MCSVM сравнён с рядом существующих подходов, что подтвердило его высокую эффективность.</w:t>
+      </w:r>
+    </w:p>
+    <w:p>
+      <w:pPr>
+        <w:ind w:firstLine="0"/>
+        <w:rPr>
+          <w:i/>
+          <w:iCs/>
+          <w:sz w:val="28"/>
+          <w:szCs w:val="28"/>
+          <w:lang w:val="ru-RU"/>
+        </w:rPr>
+      </w:pPr>
+      <w:r>
+        <w:rPr>
+          <w:i/>
+          <w:iCs/>
+          <w:sz w:val="28"/>
+          <w:szCs w:val="28"/>
+          <w:lang w:val="ru-RU"/>
+        </w:rPr>
         <w:lastRenderedPageBreak/>
-        <w:t>С целью повышения вычислительной точности извлечённые признаки изображений предварительно обрабатываются и сегментируются с использованием пространственной нечёткой C-средней модели до этапа классификации. В качестве данных использован набор Plant Village, включающий в общей сложности 54 303 изображения здоровых и поражённых листьев. Для оценки эффективности системы рассчитаны метрики производительности: точность (accuracy), F-мера, специфичность, чувствительность и полнота. Предложенный метод HRF-MCSVM сравнён с рядом существующих подходов, что подтвердило его высокую эффективность.</w:t>
-      </w:r>
-    </w:p>
-    <w:p>
-      <w:pPr>
-        <w:ind w:firstLine="0"/>
-        <w:rPr>
-          <w:i/>
-          <w:iCs/>
-          <w:sz w:val="28"/>
-          <w:szCs w:val="28"/>
-          <w:lang w:val="ru-RU"/>
-        </w:rPr>
-      </w:pPr>
-      <w:r>
-        <w:rPr>
-          <w:i/>
-          <w:iCs/>
-          <w:sz w:val="28"/>
-          <w:szCs w:val="28"/>
-          <w:highlight w:val="yellow"/>
-          <w:lang w:val="ru-RU"/>
-        </w:rPr>
         <w:t>Краткое резюме:</w:t>
       </w:r>
     </w:p>
     <w:p>
       <w:pPr>
-        <w:rPr>
-          <w:b/>
-          <w:bCs/>
-          <w:sz w:val="28"/>
-          <w:szCs w:val="28"/>
-          <w:lang w:val="ru-RU"/>
-        </w:rPr>
-      </w:pPr>
+        <w:ind w:firstLine="709"/>
+        <w:jc w:val="both"/>
+        <w:rPr>
+          <w:sz w:val="28"/>
+          <w:szCs w:val="28"/>
+          <w:lang w:val="ru-RU"/>
+        </w:rPr>
+      </w:pPr>
+      <w:r>
+        <w:rPr>
+          <w:sz w:val="28"/>
+          <w:szCs w:val="28"/>
+        </w:rPr>
+        <w:t xml:space="preserve">В этой статье используют </w:t>
+      </w:r>
+      <w:r>
+        <w:rPr>
+          <w:sz w:val="28"/>
+          <w:szCs w:val="28"/>
+          <w:lang w:val="ru-RU"/>
+        </w:rPr>
+        <w:t xml:space="preserve">метод опорных векторов, а </w:t>
+      </w:r>
+      <w:r>
+        <w:rPr>
+          <w:sz w:val="28"/>
+          <w:szCs w:val="28"/>
+        </w:rPr>
+        <w:t>не нейросети</w:t>
+      </w:r>
+      <w:r>
+        <w:rPr>
+          <w:sz w:val="28"/>
+          <w:szCs w:val="28"/>
+          <w:lang w:val="ru-RU"/>
+        </w:rPr>
+        <w:t>,</w:t>
+      </w:r>
+      <w:r>
+        <w:rPr>
+          <w:sz w:val="28"/>
+          <w:szCs w:val="28"/>
+        </w:rPr>
+        <w:t xml:space="preserve"> но делают две</w:t>
+      </w:r>
+      <w:r>
+        <w:rPr>
+          <w:sz w:val="28"/>
+          <w:szCs w:val="28"/>
+          <w:lang w:val="ru-RU"/>
+        </w:rPr>
+        <w:t xml:space="preserve"> </w:t>
+      </w:r>
+      <w:r>
+        <w:rPr>
+          <w:sz w:val="28"/>
+          <w:szCs w:val="28"/>
+        </w:rPr>
+        <w:t>вещи,</w:t>
+      </w:r>
+      <w:r>
+        <w:rPr>
+          <w:sz w:val="28"/>
+          <w:szCs w:val="28"/>
+          <w:lang w:val="ru-RU"/>
+        </w:rPr>
+        <w:t xml:space="preserve"> </w:t>
+      </w:r>
+      <w:r>
+        <w:rPr>
+          <w:sz w:val="28"/>
+          <w:szCs w:val="28"/>
+        </w:rPr>
+        <w:t>которые</w:t>
+      </w:r>
+      <w:r>
+        <w:rPr>
+          <w:sz w:val="28"/>
+          <w:szCs w:val="28"/>
+          <w:lang w:val="ru-RU"/>
+        </w:rPr>
+        <w:t xml:space="preserve"> </w:t>
+      </w:r>
+      <w:r>
+        <w:rPr>
+          <w:sz w:val="28"/>
+          <w:szCs w:val="28"/>
+        </w:rPr>
+        <w:t>мне</w:t>
+      </w:r>
+      <w:r>
+        <w:rPr>
+          <w:sz w:val="28"/>
+          <w:szCs w:val="28"/>
+          <w:lang w:val="ru-RU"/>
+        </w:rPr>
+        <w:t xml:space="preserve"> </w:t>
+      </w:r>
+      <w:r>
+        <w:rPr>
+          <w:sz w:val="28"/>
+          <w:szCs w:val="28"/>
+        </w:rPr>
+        <w:t>пригодятся: сначала они выделяют поражённые участки листа с помощью улучшенной версии сегментации (нечёткая C-средняя — это просто более умная альтернатива Оцу, устойчивая к шуму и неоднородному освещению),</w:t>
+      </w:r>
+      <w:r>
+        <w:rPr>
+          <w:sz w:val="28"/>
+          <w:szCs w:val="28"/>
+          <w:lang w:val="ru-RU"/>
+        </w:rPr>
+        <w:t xml:space="preserve"> </w:t>
+      </w:r>
+      <w:r>
+        <w:rPr>
+          <w:sz w:val="28"/>
+          <w:szCs w:val="28"/>
+        </w:rPr>
+        <w:t>потом уже по этим «очищенным» областям определяют болезнь.</w:t>
+      </w:r>
+      <w:r>
+        <w:rPr>
+          <w:sz w:val="28"/>
+          <w:szCs w:val="28"/>
+        </w:rPr>
+        <w:br/>
+        <w:t>Это ещё раз подтверждает: если сначала убрать фон и оставить только лист — точность растёт. Значит, в моём приложении тоже стоит сделать первый шаг — сегментацию (хотя бы простую: HSV или Оцу), — и только потом подавать изображение в нейросеть. Это упростит задачу для модели и снизит требования к данным.</w:t>
+      </w:r>
     </w:p>
     <w:p>
       <w:pPr>
@@ -2538,22 +3547,114 @@
     </w:p>
     <w:p>
       <w:pPr>
+        <w:ind w:firstLine="709"/>
+        <w:jc w:val="both"/>
+        <w:rPr>
+          <w:sz w:val="28"/>
+          <w:szCs w:val="28"/>
+          <w:lang w:val="ru-RU"/>
+        </w:rPr>
+      </w:pPr>
+      <w:r>
+        <w:rPr>
+          <w:sz w:val="28"/>
+          <w:szCs w:val="28"/>
+          <w:lang w:val="ru-RU"/>
+        </w:rPr>
+        <w:t xml:space="preserve">Все рассмотренные работы подтверждают: диагностика по фото листа — рабочий и востребованный подход. Даже классические методы (сегментация + ручные признаки) дают точность 95 %+, а нейросети — до 99 %. Особенно важно, что несколько статей фокусируются именно на оценке степени поражения (а не просто «болен/здоров»), что полностью совпадает с моей задачей. Это значит — моя постановка корректна, и такая модель действительно нужна на рынке. </w:t>
+      </w:r>
+    </w:p>
+    <w:p>
+      <w:pPr>
+        <w:ind w:firstLine="709"/>
+        <w:jc w:val="both"/>
+        <w:rPr>
+          <w:sz w:val="28"/>
+          <w:szCs w:val="28"/>
+          <w:lang w:val="ru-RU"/>
+        </w:rPr>
+      </w:pPr>
+      <w:r>
+        <w:rPr>
+          <w:sz w:val="28"/>
+          <w:szCs w:val="28"/>
+          <w:lang w:val="ru-RU"/>
+        </w:rPr>
+        <w:t>С технической стороны чётко просматривается оптимальный путь для мобильного приложения:</w:t>
+      </w:r>
+      <w:r>
+        <w:rPr>
+          <w:sz w:val="28"/>
+          <w:szCs w:val="28"/>
+          <w:lang w:val="ru-RU"/>
+        </w:rPr>
+        <w:t xml:space="preserve"> </w:t>
+      </w:r>
+      <w:r>
+        <w:rPr>
+          <w:sz w:val="28"/>
+          <w:szCs w:val="28"/>
+          <w:lang w:val="ru-RU"/>
+        </w:rPr>
+        <w:t>использовать предварительную сегментацию листа, чтобы убрать фон и снизить шум;</w:t>
+      </w:r>
+      <w:r>
+        <w:rPr>
+          <w:sz w:val="28"/>
+          <w:szCs w:val="28"/>
+          <w:lang w:val="ru-RU"/>
+        </w:rPr>
+        <w:t xml:space="preserve"> </w:t>
+      </w:r>
+      <w:r>
+        <w:rPr>
+          <w:sz w:val="28"/>
+          <w:szCs w:val="28"/>
+          <w:lang w:val="ru-RU"/>
+        </w:rPr>
+        <w:t>обучать лёгкую нейросеть (MobileNetV2/V3) с transfer learning</w:t>
+      </w:r>
+      <w:r>
+        <w:rPr>
+          <w:sz w:val="28"/>
+          <w:szCs w:val="28"/>
+          <w:lang w:val="ru-RU"/>
+        </w:rPr>
+        <w:t>; воспользоваться датасетом</w:t>
+      </w:r>
+      <w:r>
+        <w:rPr>
+          <w:sz w:val="28"/>
+          <w:szCs w:val="28"/>
+          <w:lang w:val="ru-RU"/>
+        </w:rPr>
+        <w:t xml:space="preserve"> PlantVillage</w:t>
+      </w:r>
+      <w:r>
+        <w:rPr>
+          <w:sz w:val="28"/>
+          <w:szCs w:val="28"/>
+          <w:lang w:val="ru-RU"/>
+        </w:rPr>
+        <w:t>.</w:t>
+      </w:r>
+    </w:p>
+    <w:p>
+      <w:pPr>
         <w:ind w:firstLine="0"/>
-      </w:pPr>
-      <w:r>
-        <w:rPr>
-          <w:sz w:val="28"/>
-          <w:szCs w:val="28"/>
-          <w:lang w:val="ru-RU"/>
-        </w:rPr>
-        <w:t xml:space="preserve">В ходе лабораторной работы были </w:t>
-      </w:r>
+        <w:rPr>
+          <w:lang w:val="ru-RU"/>
+        </w:rPr>
+      </w:pPr>
     </w:p>
     <w:p>
       <w:pPr>
         <w:spacing w:line="276" w:lineRule="auto"/>
         <w:ind w:firstLine="0"/>
         <w:jc w:val="center"/>
+        <w:rPr>
+          <w:lang w:val="ru-RU"/>
+        </w:rPr>
       </w:pPr>
     </w:p>
     <w:sectPr>
@@ -2658,9 +3759,95 @@
     </w:lvl>
   </w:abstractNum>
   <w:abstractNum w:abstractNumId="1" w15:restartNumberingAfterBreak="0">
+    <w:nsid w:val="099D0C3F"/>
+    <w:multiLevelType w:val="hybridMultilevel"/>
+    <w:tmpl w:val="5B3ECB4E"/>
+    <w:lvl w:ilvl="0" w:tplc="04190013">
+      <w:start w:val="1"/>
+      <w:numFmt w:val="upperRoman"/>
+      <w:lvlText w:val="%1."/>
+      <w:lvlJc w:val="right"/>
+      <w:pPr>
+        <w:ind w:left="1080" w:hanging="360"/>
+      </w:pPr>
+    </w:lvl>
+    <w:lvl w:ilvl="1" w:tplc="FFFFFFFF" w:tentative="1">
+      <w:start w:val="1"/>
+      <w:numFmt w:val="lowerLetter"/>
+      <w:lvlText w:val="%2."/>
+      <w:lvlJc w:val="left"/>
+      <w:pPr>
+        <w:ind w:left="1800" w:hanging="360"/>
+      </w:pPr>
+    </w:lvl>
+    <w:lvl w:ilvl="2" w:tplc="FFFFFFFF" w:tentative="1">
+      <w:start w:val="1"/>
+      <w:numFmt w:val="lowerRoman"/>
+      <w:lvlText w:val="%3."/>
+      <w:lvlJc w:val="right"/>
+      <w:pPr>
+        <w:ind w:left="2520" w:hanging="180"/>
+      </w:pPr>
+    </w:lvl>
+    <w:lvl w:ilvl="3" w:tplc="FFFFFFFF" w:tentative="1">
+      <w:start w:val="1"/>
+      <w:numFmt w:val="decimal"/>
+      <w:lvlText w:val="%4."/>
+      <w:lvlJc w:val="left"/>
+      <w:pPr>
+        <w:ind w:left="3240" w:hanging="360"/>
+      </w:pPr>
+    </w:lvl>
+    <w:lvl w:ilvl="4" w:tplc="FFFFFFFF" w:tentative="1">
+      <w:start w:val="1"/>
+      <w:numFmt w:val="lowerLetter"/>
+      <w:lvlText w:val="%5."/>
+      <w:lvlJc w:val="left"/>
+      <w:pPr>
+        <w:ind w:left="3960" w:hanging="360"/>
+      </w:pPr>
+    </w:lvl>
+    <w:lvl w:ilvl="5" w:tplc="FFFFFFFF" w:tentative="1">
+      <w:start w:val="1"/>
+      <w:numFmt w:val="lowerRoman"/>
+      <w:lvlText w:val="%6."/>
+      <w:lvlJc w:val="right"/>
+      <w:pPr>
+        <w:ind w:left="4680" w:hanging="180"/>
+      </w:pPr>
+    </w:lvl>
+    <w:lvl w:ilvl="6" w:tplc="FFFFFFFF" w:tentative="1">
+      <w:start w:val="1"/>
+      <w:numFmt w:val="decimal"/>
+      <w:lvlText w:val="%7."/>
+      <w:lvlJc w:val="left"/>
+      <w:pPr>
+        <w:ind w:left="5400" w:hanging="360"/>
+      </w:pPr>
+    </w:lvl>
+    <w:lvl w:ilvl="7" w:tplc="FFFFFFFF" w:tentative="1">
+      <w:start w:val="1"/>
+      <w:numFmt w:val="lowerLetter"/>
+      <w:lvlText w:val="%8."/>
+      <w:lvlJc w:val="left"/>
+      <w:pPr>
+        <w:ind w:left="6120" w:hanging="360"/>
+      </w:pPr>
+    </w:lvl>
+    <w:lvl w:ilvl="8" w:tplc="FFFFFFFF" w:tentative="1">
+      <w:start w:val="1"/>
+      <w:numFmt w:val="lowerRoman"/>
+      <w:lvlText w:val="%9."/>
+      <w:lvlJc w:val="right"/>
+      <w:pPr>
+        <w:ind w:left="6840" w:hanging="180"/>
+      </w:pPr>
+    </w:lvl>
+  </w:abstractNum>
+  <w:abstractNum w:abstractNumId="2" w15:restartNumberingAfterBreak="0">
     <w:nsid w:val="09ED03AB"/>
     <w:multiLevelType w:val="hybridMultilevel"/>
-    <w:tmpl w:val="E2C8B35C"/>
+    <w:tmpl w:val="E458A5D0"/>
     <w:lvl w:ilvl="0" w:tplc="04190001">
       <w:start w:val="1"/>
       <w:numFmt w:val="bullet"/>
@@ -2768,13 +3955,337 @@
       <w:rPr>
         <w:rFonts w:ascii="Wingdings" w:hAnsi="Wingdings" w:hint="default"/>
       </w:rPr>
+    </w:lvl>
+  </w:abstractNum>
+  <w:abstractNum w:abstractNumId="3" w15:restartNumberingAfterBreak="0">
+    <w:nsid w:val="0C3163FE"/>
+    <w:multiLevelType w:val="hybridMultilevel"/>
+    <w:tmpl w:val="FC2CCFA2"/>
+    <w:lvl w:ilvl="0" w:tplc="04190013">
+      <w:start w:val="1"/>
+      <w:numFmt w:val="upperRoman"/>
+      <w:lvlText w:val="%1."/>
+      <w:lvlJc w:val="right"/>
+      <w:pPr>
+        <w:ind w:left="720" w:hanging="360"/>
+      </w:pPr>
+      <w:rPr>
+        <w:rFonts w:hint="default"/>
+      </w:rPr>
+    </w:lvl>
+    <w:lvl w:ilvl="1" w:tplc="FFFFFFFF" w:tentative="1">
+      <w:start w:val="1"/>
+      <w:numFmt w:val="bullet"/>
+      <w:lvlText w:val="o"/>
+      <w:lvlJc w:val="left"/>
+      <w:pPr>
+        <w:ind w:left="1440" w:hanging="360"/>
+      </w:pPr>
+      <w:rPr>
+        <w:rFonts w:ascii="Courier New" w:hAnsi="Courier New" w:cs="Courier New" w:hint="default"/>
+      </w:rPr>
+    </w:lvl>
+    <w:lvl w:ilvl="2" w:tplc="FFFFFFFF" w:tentative="1">
+      <w:start w:val="1"/>
+      <w:numFmt w:val="bullet"/>
+      <w:lvlText w:val=""/>
+      <w:lvlJc w:val="left"/>
+      <w:pPr>
+        <w:ind w:left="2160" w:hanging="360"/>
+      </w:pPr>
+      <w:rPr>
+        <w:rFonts w:ascii="Wingdings" w:hAnsi="Wingdings" w:hint="default"/>
+      </w:rPr>
+    </w:lvl>
+    <w:lvl w:ilvl="3" w:tplc="FFFFFFFF" w:tentative="1">
+      <w:start w:val="1"/>
+      <w:numFmt w:val="bullet"/>
+      <w:lvlText w:val=""/>
+      <w:lvlJc w:val="left"/>
+      <w:pPr>
+        <w:ind w:left="2880" w:hanging="360"/>
+      </w:pPr>
+      <w:rPr>
+        <w:rFonts w:ascii="Symbol" w:hAnsi="Symbol" w:hint="default"/>
+      </w:rPr>
+    </w:lvl>
+    <w:lvl w:ilvl="4" w:tplc="FFFFFFFF" w:tentative="1">
+      <w:start w:val="1"/>
+      <w:numFmt w:val="bullet"/>
+      <w:lvlText w:val="o"/>
+      <w:lvlJc w:val="left"/>
+      <w:pPr>
+        <w:ind w:left="3600" w:hanging="360"/>
+      </w:pPr>
+      <w:rPr>
+        <w:rFonts w:ascii="Courier New" w:hAnsi="Courier New" w:cs="Courier New" w:hint="default"/>
+      </w:rPr>
+    </w:lvl>
+    <w:lvl w:ilvl="5" w:tplc="FFFFFFFF" w:tentative="1">
+      <w:start w:val="1"/>
+      <w:numFmt w:val="bullet"/>
+      <w:lvlText w:val=""/>
+      <w:lvlJc w:val="left"/>
+      <w:pPr>
+        <w:ind w:left="4320" w:hanging="360"/>
+      </w:pPr>
+      <w:rPr>
+        <w:rFonts w:ascii="Wingdings" w:hAnsi="Wingdings" w:hint="default"/>
+      </w:rPr>
+    </w:lvl>
+    <w:lvl w:ilvl="6" w:tplc="FFFFFFFF" w:tentative="1">
+      <w:start w:val="1"/>
+      <w:numFmt w:val="bullet"/>
+      <w:lvlText w:val=""/>
+      <w:lvlJc w:val="left"/>
+      <w:pPr>
+        <w:ind w:left="5040" w:hanging="360"/>
+      </w:pPr>
+      <w:rPr>
+        <w:rFonts w:ascii="Symbol" w:hAnsi="Symbol" w:hint="default"/>
+      </w:rPr>
+    </w:lvl>
+    <w:lvl w:ilvl="7" w:tplc="FFFFFFFF" w:tentative="1">
+      <w:start w:val="1"/>
+      <w:numFmt w:val="bullet"/>
+      <w:lvlText w:val="o"/>
+      <w:lvlJc w:val="left"/>
+      <w:pPr>
+        <w:ind w:left="5760" w:hanging="360"/>
+      </w:pPr>
+      <w:rPr>
+        <w:rFonts w:ascii="Courier New" w:hAnsi="Courier New" w:cs="Courier New" w:hint="default"/>
+      </w:rPr>
+    </w:lvl>
+    <w:lvl w:ilvl="8" w:tplc="FFFFFFFF" w:tentative="1">
+      <w:start w:val="1"/>
+      <w:numFmt w:val="bullet"/>
+      <w:lvlText w:val=""/>
+      <w:lvlJc w:val="left"/>
+      <w:pPr>
+        <w:ind w:left="6480" w:hanging="360"/>
+      </w:pPr>
+      <w:rPr>
+        <w:rFonts w:ascii="Wingdings" w:hAnsi="Wingdings" w:hint="default"/>
+      </w:rPr>
+    </w:lvl>
+  </w:abstractNum>
+  <w:abstractNum w:abstractNumId="4" w15:restartNumberingAfterBreak="0">
+    <w:nsid w:val="13821E54"/>
+    <w:multiLevelType w:val="multilevel"/>
+    <w:tmpl w:val="6CF44218"/>
+    <w:lvl w:ilvl="0">
+      <w:start w:val="1"/>
+      <w:numFmt w:val="decimal"/>
+      <w:lvlText w:val="%1."/>
+      <w:lvlJc w:val="left"/>
+      <w:pPr>
+        <w:tabs>
+          <w:tab w:val="num" w:pos="720"/>
+        </w:tabs>
+        <w:ind w:left="720" w:hanging="360"/>
+      </w:pPr>
+    </w:lvl>
+    <w:lvl w:ilvl="1" w:tentative="1">
+      <w:start w:val="1"/>
+      <w:numFmt w:val="decimal"/>
+      <w:lvlText w:val="%2."/>
+      <w:lvlJc w:val="left"/>
+      <w:pPr>
+        <w:tabs>
+          <w:tab w:val="num" w:pos="1440"/>
+        </w:tabs>
+        <w:ind w:left="1440" w:hanging="360"/>
+      </w:pPr>
+    </w:lvl>
+    <w:lvl w:ilvl="2" w:tentative="1">
+      <w:start w:val="1"/>
+      <w:numFmt w:val="decimal"/>
+      <w:lvlText w:val="%3."/>
+      <w:lvlJc w:val="left"/>
+      <w:pPr>
+        <w:tabs>
+          <w:tab w:val="num" w:pos="2160"/>
+        </w:tabs>
+        <w:ind w:left="2160" w:hanging="360"/>
+      </w:pPr>
+    </w:lvl>
+    <w:lvl w:ilvl="3" w:tentative="1">
+      <w:start w:val="1"/>
+      <w:numFmt w:val="decimal"/>
+      <w:lvlText w:val="%4."/>
+      <w:lvlJc w:val="left"/>
+      <w:pPr>
+        <w:tabs>
+          <w:tab w:val="num" w:pos="2880"/>
+        </w:tabs>
+        <w:ind w:left="2880" w:hanging="360"/>
+      </w:pPr>
+    </w:lvl>
+    <w:lvl w:ilvl="4" w:tentative="1">
+      <w:start w:val="1"/>
+      <w:numFmt w:val="decimal"/>
+      <w:lvlText w:val="%5."/>
+      <w:lvlJc w:val="left"/>
+      <w:pPr>
+        <w:tabs>
+          <w:tab w:val="num" w:pos="3600"/>
+        </w:tabs>
+        <w:ind w:left="3600" w:hanging="360"/>
+      </w:pPr>
+    </w:lvl>
+    <w:lvl w:ilvl="5" w:tentative="1">
+      <w:start w:val="1"/>
+      <w:numFmt w:val="decimal"/>
+      <w:lvlText w:val="%6."/>
+      <w:lvlJc w:val="left"/>
+      <w:pPr>
+        <w:tabs>
+          <w:tab w:val="num" w:pos="4320"/>
+        </w:tabs>
+        <w:ind w:left="4320" w:hanging="360"/>
+      </w:pPr>
+    </w:lvl>
+    <w:lvl w:ilvl="6" w:tentative="1">
+      <w:start w:val="1"/>
+      <w:numFmt w:val="decimal"/>
+      <w:lvlText w:val="%7."/>
+      <w:lvlJc w:val="left"/>
+      <w:pPr>
+        <w:tabs>
+          <w:tab w:val="num" w:pos="5040"/>
+        </w:tabs>
+        <w:ind w:left="5040" w:hanging="360"/>
+      </w:pPr>
+    </w:lvl>
+    <w:lvl w:ilvl="7" w:tentative="1">
+      <w:start w:val="1"/>
+      <w:numFmt w:val="decimal"/>
+      <w:lvlText w:val="%8."/>
+      <w:lvlJc w:val="left"/>
+      <w:pPr>
+        <w:tabs>
+          <w:tab w:val="num" w:pos="5760"/>
+        </w:tabs>
+        <w:ind w:left="5760" w:hanging="360"/>
+      </w:pPr>
+    </w:lvl>
+    <w:lvl w:ilvl="8" w:tentative="1">
+      <w:start w:val="1"/>
+      <w:numFmt w:val="decimal"/>
+      <w:lvlText w:val="%9."/>
+      <w:lvlJc w:val="left"/>
+      <w:pPr>
+        <w:tabs>
+          <w:tab w:val="num" w:pos="6480"/>
+        </w:tabs>
+        <w:ind w:left="6480" w:hanging="360"/>
+      </w:pPr>
+    </w:lvl>
+  </w:abstractNum>
+  <w:abstractNum w:abstractNumId="5" w15:restartNumberingAfterBreak="0">
+    <w:nsid w:val="68276682"/>
+    <w:multiLevelType w:val="hybridMultilevel"/>
+    <w:tmpl w:val="8F0E7F54"/>
+    <w:lvl w:ilvl="0" w:tplc="0419001B">
+      <w:start w:val="1"/>
+      <w:numFmt w:val="lowerRoman"/>
+      <w:lvlText w:val="%1."/>
+      <w:lvlJc w:val="right"/>
+      <w:pPr>
+        <w:ind w:left="1080" w:hanging="360"/>
+      </w:pPr>
+    </w:lvl>
+    <w:lvl w:ilvl="1" w:tplc="04190019" w:tentative="1">
+      <w:start w:val="1"/>
+      <w:numFmt w:val="lowerLetter"/>
+      <w:lvlText w:val="%2."/>
+      <w:lvlJc w:val="left"/>
+      <w:pPr>
+        <w:ind w:left="1800" w:hanging="360"/>
+      </w:pPr>
+    </w:lvl>
+    <w:lvl w:ilvl="2" w:tplc="0419001B" w:tentative="1">
+      <w:start w:val="1"/>
+      <w:numFmt w:val="lowerRoman"/>
+      <w:lvlText w:val="%3."/>
+      <w:lvlJc w:val="right"/>
+      <w:pPr>
+        <w:ind w:left="2520" w:hanging="180"/>
+      </w:pPr>
+    </w:lvl>
+    <w:lvl w:ilvl="3" w:tplc="0419000F" w:tentative="1">
+      <w:start w:val="1"/>
+      <w:numFmt w:val="decimal"/>
+      <w:lvlText w:val="%4."/>
+      <w:lvlJc w:val="left"/>
+      <w:pPr>
+        <w:ind w:left="3240" w:hanging="360"/>
+      </w:pPr>
+    </w:lvl>
+    <w:lvl w:ilvl="4" w:tplc="04190019" w:tentative="1">
+      <w:start w:val="1"/>
+      <w:numFmt w:val="lowerLetter"/>
+      <w:lvlText w:val="%5."/>
+      <w:lvlJc w:val="left"/>
+      <w:pPr>
+        <w:ind w:left="3960" w:hanging="360"/>
+      </w:pPr>
+    </w:lvl>
+    <w:lvl w:ilvl="5" w:tplc="0419001B" w:tentative="1">
+      <w:start w:val="1"/>
+      <w:numFmt w:val="lowerRoman"/>
+      <w:lvlText w:val="%6."/>
+      <w:lvlJc w:val="right"/>
+      <w:pPr>
+        <w:ind w:left="4680" w:hanging="180"/>
+      </w:pPr>
+    </w:lvl>
+    <w:lvl w:ilvl="6" w:tplc="0419000F" w:tentative="1">
+      <w:start w:val="1"/>
+      <w:numFmt w:val="decimal"/>
+      <w:lvlText w:val="%7."/>
+      <w:lvlJc w:val="left"/>
+      <w:pPr>
+        <w:ind w:left="5400" w:hanging="360"/>
+      </w:pPr>
+    </w:lvl>
+    <w:lvl w:ilvl="7" w:tplc="04190019" w:tentative="1">
+      <w:start w:val="1"/>
+      <w:numFmt w:val="lowerLetter"/>
+      <w:lvlText w:val="%8."/>
+      <w:lvlJc w:val="left"/>
+      <w:pPr>
+        <w:ind w:left="6120" w:hanging="360"/>
+      </w:pPr>
+    </w:lvl>
+    <w:lvl w:ilvl="8" w:tplc="0419001B" w:tentative="1">
+      <w:start w:val="1"/>
+      <w:numFmt w:val="lowerRoman"/>
+      <w:lvlText w:val="%9."/>
+      <w:lvlJc w:val="right"/>
+      <w:pPr>
+        <w:ind w:left="6840" w:hanging="180"/>
+      </w:pPr>
     </w:lvl>
   </w:abstractNum>
   <w:num w:numId="1" w16cid:durableId="1710372773">
     <w:abstractNumId w:val="0"/>
   </w:num>
   <w:num w:numId="2" w16cid:durableId="1679574340">
+    <w:abstractNumId w:val="2"/>
+  </w:num>
+  <w:num w:numId="3" w16cid:durableId="1853060526">
+    <w:abstractNumId w:val="4"/>
+  </w:num>
+  <w:num w:numId="4" w16cid:durableId="606739469">
+    <w:abstractNumId w:val="5"/>
+  </w:num>
+  <w:num w:numId="5" w16cid:durableId="1989631830">
     <w:abstractNumId w:val="1"/>
+  </w:num>
+  <w:num w:numId="6" w16cid:durableId="1418555609">
+    <w:abstractNumId w:val="3"/>
   </w:num>
 </w:numbering>
 </file>
@@ -3300,6 +4811,7 @@
   <w:style w:type="character" w:default="1" w:styleId="a0">
     <w:name w:val="Default Paragraph Font"/>
     <w:uiPriority w:val="1"/>
+    <w:semiHidden/>
     <w:unhideWhenUsed/>
   </w:style>
   <w:style w:type="table" w:default="1" w:styleId="a1">
@@ -3420,6 +4932,14 @@
       <w:szCs w:val="22"/>
       <w:lang w:val="ru-RU" w:eastAsia="en-US"/>
     </w:rPr>
+  </w:style>
+  <w:style w:type="paragraph" w:styleId="aa">
+    <w:name w:val="Normal (Web)"/>
+    <w:basedOn w:val="a"/>
+    <w:uiPriority w:val="99"/>
+    <w:semiHidden/>
+    <w:unhideWhenUsed/>
+    <w:rsid w:val="00E00909"/>
   </w:style>
 </w:styles>
 </file>
